--- a/ciclo-de-cases/semana-01/Case 01 - FemVest (enunciado).docx
+++ b/ciclo-de-cases/semana-01/Case 01 - FemVest (enunciado).docx
@@ -10,41 +10,42 @@
         <w:rPr>
           <w:b/>
           <w:color w:val="C1272D"/>
-          <w:sz w:val="42"/>
+          <w:sz w:val="40"/>
         </w:rPr>
         <w:t>Case 01: FemVest</w:t>
       </w:r>
     </w:p>
     <w:p>
       <w:pPr>
-        <w:spacing w:after="180"/>
+        <w:spacing w:after="160"/>
       </w:pPr>
       <w:r>
         <w:rPr>
           <w:i/>
           <w:color w:val="475569"/>
-          <w:sz w:val="19"/>
+          <w:sz w:val="18"/>
         </w:rPr>
         <w:t>Lançamento de um neobroker mobile na Alemanha  ·  entrega até sexta 25/09 às 23h59  ·  dupla  ·  máximo 5 slides ou 2 páginas</w:t>
       </w:r>
     </w:p>
     <w:p>
       <w:pPr>
-        <w:spacing w:after="100"/>
+        <w:spacing w:after="80"/>
       </w:pPr>
       <w:r>
         <w:rPr>
           <w:b w:val="0"/>
           <w:i/>
           <w:color w:val="475569"/>
-          <w:sz w:val="18"/>
+          <w:sz w:val="17"/>
         </w:rPr>
-        <w:t>Este case é uma adaptação do case público "Launch of a Mobile Neobroker", de autoria da Roland Berger, publicado no PrepLounge. O texto foi reescrito pelo CCU e os anexos de premissas são próprios, com números diferentes dos da versão original, então uma resolução encontrada na internet não vai bater com o gabarito daqui.</w:t>
+        <w:t>Adaptação do case "Launch of a Mobile Neobroker", de autoria da Roland Berger, publicado no PrepLounge. A sequência das quatro perguntas é a do original. O contexto foi reescrito e todos os números dos anexos são próprios do CCU, diferentes dos da versão publicada, então uma resolução encontrada na internet não bate com o nosso gabarito.</w:t>
       </w:r>
     </w:p>
     <w:p>
       <w:pPr>
-        <w:spacing w:before="220" w:after="80"/>
+        <w:keepNext/>
+        <w:spacing w:before="180" w:after="60"/>
         <w:pBdr>
           <w:bottom w:val="single" w:sz="6" w:color="C1272D"/>
         </w:pBdr>
@@ -53,14 +54,14 @@
         <w:rPr>
           <w:b/>
           <w:color w:val="C1272D"/>
-          <w:sz w:val="24"/>
+          <w:sz w:val="23"/>
         </w:rPr>
         <w:t>Contexto</w:t>
       </w:r>
     </w:p>
     <w:p>
       <w:pPr>
-        <w:spacing w:after="100"/>
+        <w:spacing w:after="80"/>
       </w:pPr>
       <w:r>
         <w:rPr>
@@ -74,7 +75,7 @@
     </w:p>
     <w:p>
       <w:pPr>
-        <w:spacing w:after="100"/>
+        <w:spacing w:after="80"/>
       </w:pPr>
       <w:r>
         <w:rPr>
@@ -83,78 +84,13 @@
           <w:color w:val="1E293B"/>
           <w:sz w:val="20"/>
         </w:rPr>
-        <w:t>A empresa já resolveu a parte burocrática: tem aprovação regulatória, banco custodiante e parceiro de execução contratados. O que não existe ainda é estratégia. Nenhuma destas quatro decisões foi tomada:</w:t>
+        <w:t>A empresa já tem aprovação regulatória, banco custodiante e parceiro de execução. O que não existe ainda é estratégia: o segmento-alvo, o produto, o modelo de receita e a entrada no mercado seguem todos em aberto. O conselho quer o tamanho da oportunidade, um business case e recomendações concretas.</w:t>
       </w:r>
     </w:p>
     <w:p>
       <w:pPr>
-        <w:pStyle w:val="ListBullet"/>
-        <w:spacing w:after="40"/>
-      </w:pPr>
-      <w:r>
-        <w:rPr>
-          <w:color w:val="1E293B"/>
-          <w:sz w:val="20"/>
-        </w:rPr>
-        <w:t>o segmento-alvo dentro do público feminino</w:t>
-      </w:r>
-    </w:p>
-    <w:p>
-      <w:pPr>
-        <w:pStyle w:val="ListBullet"/>
-        <w:spacing w:after="40"/>
-      </w:pPr>
-      <w:r>
-        <w:rPr>
-          <w:color w:val="1E293B"/>
-          <w:sz w:val="20"/>
-        </w:rPr>
-        <w:t>o produto e o conjunto de serviços oferecidos</w:t>
-      </w:r>
-    </w:p>
-    <w:p>
-      <w:pPr>
-        <w:pStyle w:val="ListBullet"/>
-        <w:spacing w:after="40"/>
-      </w:pPr>
-      <w:r>
-        <w:rPr>
-          <w:color w:val="1E293B"/>
-          <w:sz w:val="20"/>
-        </w:rPr>
-        <w:t>o modelo de receita</w:t>
-      </w:r>
-    </w:p>
-    <w:p>
-      <w:pPr>
-        <w:pStyle w:val="ListBullet"/>
-        <w:spacing w:after="40"/>
-      </w:pPr>
-      <w:r>
-        <w:rPr>
-          <w:color w:val="1E293B"/>
-          <w:sz w:val="20"/>
-        </w:rPr>
-        <w:t>a estratégia de entrada no mercado</w:t>
-      </w:r>
-    </w:p>
-    <w:p>
-      <w:pPr>
-        <w:spacing w:after="100"/>
-      </w:pPr>
-      <w:r>
-        <w:rPr>
-          <w:b w:val="0"/>
-          <w:i w:val="0"/>
-          <w:color w:val="1E293B"/>
-          <w:sz w:val="20"/>
-        </w:rPr>
-        <w:t>O conselho quer de vocês o tamanho da oportunidade, um business case inicial e recomendações concretas de entrada. No material que a FemVest passou, a diretoria menciona haver aproximadamente 13,5 milhões de mulheres na faixa de 28 a 49 anos na Alemanha.</w:t>
-      </w:r>
-    </w:p>
-    <w:p>
-      <w:pPr>
-        <w:spacing w:before="220" w:after="80"/>
+        <w:keepNext/>
+        <w:spacing w:before="180" w:after="60"/>
         <w:pBdr>
           <w:bottom w:val="single" w:sz="6" w:color="C1272D"/>
         </w:pBdr>
@@ -163,53 +99,9 @@
         <w:rPr>
           <w:b/>
           <w:color w:val="C1272D"/>
-          <w:sz w:val="24"/>
+          <w:sz w:val="23"/>
         </w:rPr>
-        <w:t>Restrição regulatória que vocês precisam considerar</w:t>
-      </w:r>
-    </w:p>
-    <w:p>
-      <w:pPr>
-        <w:spacing w:after="100"/>
-      </w:pPr>
-      <w:r>
-        <w:rPr>
-          <w:b/>
-          <w:i w:val="0"/>
-          <w:color w:val="1E293B"/>
-          <w:sz w:val="20"/>
-        </w:rPr>
-        <w:t>O pagamento por direcionamento de ordens, o PFOF, financiou a gratuidade dos neobrokers europeus durante anos. Ele está proibido na União Europeia pelo artigo 39a do MiFIR. A Alemanha usou a transição nacional e, desde 1º de julho de 2026, a proibição vale integralmente. Qualquer modelo de receita proposto tem que viver sem PFOF.</w:t>
-      </w:r>
-    </w:p>
-    <w:p>
-      <w:pPr>
-        <w:spacing w:before="220" w:after="80"/>
-        <w:pBdr>
-          <w:bottom w:val="single" w:sz="6" w:color="C1272D"/>
-        </w:pBdr>
-      </w:pPr>
-      <w:r>
-        <w:rPr>
-          <w:b/>
-          <w:color w:val="C1272D"/>
-          <w:sz w:val="24"/>
-        </w:rPr>
-        <w:t>Anexo A: premissas obrigatórias para o dimensionamento</w:t>
-      </w:r>
-    </w:p>
-    <w:p>
-      <w:pPr>
-        <w:spacing w:after="80"/>
-      </w:pPr>
-      <w:r>
-        <w:rPr>
-          <w:b w:val="0"/>
-          <w:i w:val="0"/>
-          <w:color w:val="475569"/>
-          <w:sz w:val="18"/>
-        </w:rPr>
-        <w:t>Use exatamente estes números na conta de mercado, para o resultado ser comparável entre as duplas. A discussão de estratégia continua livre.</w:t>
+        <w:t>Anexo A: premissas do dimensionamento</w:t>
       </w:r>
     </w:p>
     <w:tbl>
@@ -226,12 +118,12 @@
       <w:tr>
         <w:tc>
           <w:tcPr>
-            <w:tcW w:type="dxa" w:w="6350"/>
+            <w:tcW w:type="dxa" w:w="6576"/>
             <w:shd w:val="clear" w:fill="C1272D"/>
           </w:tcPr>
           <w:p>
             <w:pPr>
-              <w:spacing w:after="20"/>
+              <w:spacing w:after="0"/>
             </w:pPr>
             <w:r>
               <w:rPr>
@@ -245,12 +137,12 @@
         </w:tc>
         <w:tc>
           <w:tcPr>
-            <w:tcW w:type="dxa" w:w="3345"/>
+            <w:tcW w:type="dxa" w:w="3061"/>
             <w:shd w:val="clear" w:fill="C1272D"/>
           </w:tcPr>
           <w:p>
             <w:pPr>
-              <w:spacing w:after="20"/>
+              <w:spacing w:after="0"/>
             </w:pPr>
             <w:r>
               <w:rPr>
@@ -266,35 +158,36 @@
       <w:tr>
         <w:tc>
           <w:tcPr>
-            <w:tcW w:type="dxa" w:w="6350"/>
+            <w:tcW w:type="dxa" w:w="6576"/>
           </w:tcPr>
           <w:p>
             <w:pPr>
-              <w:spacing w:after="20"/>
+              <w:spacing w:after="0"/>
+            </w:pPr>
+            <w:r>
+              <w:rPr>
+                <w:b/>
+                <w:color w:val="1E293B"/>
+                <w:sz w:val="19"/>
+              </w:rPr>
+              <w:t>População da Alemanha</w:t>
+            </w:r>
+          </w:p>
+        </w:tc>
+        <w:tc>
+          <w:tcPr>
+            <w:tcW w:type="dxa" w:w="3061"/>
+          </w:tcPr>
+          <w:p>
+            <w:pPr>
+              <w:spacing w:after="0"/>
             </w:pPr>
             <w:r>
               <w:rPr>
                 <w:color w:val="1E293B"/>
                 <w:sz w:val="19"/>
               </w:rPr>
-              <w:t>População adulta na Alemanha</w:t>
-            </w:r>
-          </w:p>
-        </w:tc>
-        <w:tc>
-          <w:tcPr>
-            <w:tcW w:type="dxa" w:w="3345"/>
-          </w:tcPr>
-          <w:p>
-            <w:pPr>
-              <w:spacing w:after="20"/>
-            </w:pPr>
-            <w:r>
-              <w:rPr>
-                <w:color w:val="1E293B"/>
-                <w:sz w:val="19"/>
-              </w:rPr>
-              <w:t>69 milhões</w:t>
+              <w:t>84 milhões</w:t>
             </w:r>
           </w:p>
         </w:tc>
@@ -302,37 +195,38 @@
       <w:tr>
         <w:tc>
           <w:tcPr>
-            <w:tcW w:type="dxa" w:w="6350"/>
+            <w:tcW w:type="dxa" w:w="6576"/>
             <w:shd w:val="clear" w:fill="F8FAFC"/>
           </w:tcPr>
           <w:p>
             <w:pPr>
-              <w:spacing w:after="20"/>
+              <w:spacing w:after="0"/>
+            </w:pPr>
+            <w:r>
+              <w:rPr>
+                <w:b/>
+                <w:color w:val="1E293B"/>
+                <w:sz w:val="19"/>
+              </w:rPr>
+              <w:t>Participação de mulheres</w:t>
+            </w:r>
+          </w:p>
+        </w:tc>
+        <w:tc>
+          <w:tcPr>
+            <w:tcW w:type="dxa" w:w="3061"/>
+            <w:shd w:val="clear" w:fill="F8FAFC"/>
+          </w:tcPr>
+          <w:p>
+            <w:pPr>
+              <w:spacing w:after="0"/>
             </w:pPr>
             <w:r>
               <w:rPr>
                 <w:color w:val="1E293B"/>
                 <w:sz w:val="19"/>
               </w:rPr>
-              <w:t>Participação de mulheres entre os adultos</w:t>
-            </w:r>
-          </w:p>
-        </w:tc>
-        <w:tc>
-          <w:tcPr>
-            <w:tcW w:type="dxa" w:w="3345"/>
-            <w:shd w:val="clear" w:fill="F8FAFC"/>
-          </w:tcPr>
-          <w:p>
-            <w:pPr>
-              <w:spacing w:after="20"/>
-            </w:pPr>
-            <w:r>
-              <w:rPr>
-                <w:color w:val="1E293B"/>
-                <w:sz w:val="19"/>
-              </w:rPr>
-              <w:t>51%</w:t>
+              <w:t>50%</w:t>
             </w:r>
           </w:p>
         </w:tc>
@@ -340,35 +234,36 @@
       <w:tr>
         <w:tc>
           <w:tcPr>
-            <w:tcW w:type="dxa" w:w="6350"/>
+            <w:tcW w:type="dxa" w:w="6576"/>
           </w:tcPr>
           <w:p>
             <w:pPr>
-              <w:spacing w:after="20"/>
+              <w:spacing w:after="0"/>
+            </w:pPr>
+            <w:r>
+              <w:rPr>
+                <w:b/>
+                <w:color w:val="1E293B"/>
+                <w:sz w:val="19"/>
+              </w:rPr>
+              <w:t>Mulheres de 25 a 50 anos e digitalmente ativas, como % das mulheres</w:t>
+            </w:r>
+          </w:p>
+        </w:tc>
+        <w:tc>
+          <w:tcPr>
+            <w:tcW w:type="dxa" w:w="3061"/>
+          </w:tcPr>
+          <w:p>
+            <w:pPr>
+              <w:spacing w:after="0"/>
             </w:pPr>
             <w:r>
               <w:rPr>
                 <w:color w:val="1E293B"/>
                 <w:sz w:val="19"/>
               </w:rPr>
-              <w:t>Mulheres de 28 a 49 anos, como % das mulheres adultas</w:t>
-            </w:r>
-          </w:p>
-        </w:tc>
-        <w:tc>
-          <w:tcPr>
-            <w:tcW w:type="dxa" w:w="3345"/>
-          </w:tcPr>
-          <w:p>
-            <w:pPr>
-              <w:spacing w:after="20"/>
-            </w:pPr>
-            <w:r>
-              <w:rPr>
-                <w:color w:val="1E293B"/>
-                <w:sz w:val="19"/>
-              </w:rPr>
-              <w:t>34%</w:t>
+              <w:t>36%</w:t>
             </w:r>
           </w:p>
         </w:tc>
@@ -376,37 +271,38 @@
       <w:tr>
         <w:tc>
           <w:tcPr>
-            <w:tcW w:type="dxa" w:w="6350"/>
+            <w:tcW w:type="dxa" w:w="6576"/>
             <w:shd w:val="clear" w:fill="F8FAFC"/>
           </w:tcPr>
           <w:p>
             <w:pPr>
-              <w:spacing w:after="20"/>
+              <w:spacing w:after="0"/>
+            </w:pPr>
+            <w:r>
+              <w:rPr>
+                <w:b/>
+                <w:color w:val="1E293B"/>
+                <w:sz w:val="19"/>
+              </w:rPr>
+              <w:t>Dessas, sem conta em nenhum neobroker, o gap de mercado</w:t>
+            </w:r>
+          </w:p>
+        </w:tc>
+        <w:tc>
+          <w:tcPr>
+            <w:tcW w:type="dxa" w:w="3061"/>
+            <w:shd w:val="clear" w:fill="F8FAFC"/>
+          </w:tcPr>
+          <w:p>
+            <w:pPr>
+              <w:spacing w:after="0"/>
             </w:pPr>
             <w:r>
               <w:rPr>
                 <w:color w:val="1E293B"/>
                 <w:sz w:val="19"/>
               </w:rPr>
-              <w:t>Dentro dessa faixa, com renda e capacidade de poupança</w:t>
-            </w:r>
-          </w:p>
-        </w:tc>
-        <w:tc>
-          <w:tcPr>
-            <w:tcW w:type="dxa" w:w="3345"/>
-            <w:shd w:val="clear" w:fill="F8FAFC"/>
-          </w:tcPr>
-          <w:p>
-            <w:pPr>
-              <w:spacing w:after="20"/>
-            </w:pPr>
-            <w:r>
-              <w:rPr>
-                <w:color w:val="1E293B"/>
-                <w:sz w:val="19"/>
-              </w:rPr>
-              <w:t>32%</w:t>
+              <w:t>72%</w:t>
             </w:r>
           </w:p>
         </w:tc>
@@ -414,35 +310,36 @@
       <w:tr>
         <w:tc>
           <w:tcPr>
-            <w:tcW w:type="dxa" w:w="6350"/>
+            <w:tcW w:type="dxa" w:w="6576"/>
           </w:tcPr>
           <w:p>
             <w:pPr>
-              <w:spacing w:after="20"/>
+              <w:spacing w:after="0"/>
+            </w:pPr>
+            <w:r>
+              <w:rPr>
+                <w:b/>
+                <w:color w:val="1E293B"/>
+                <w:sz w:val="19"/>
+              </w:rPr>
+              <w:t>Penetração realista da FemVest no ano 1, sobre o gap</w:t>
+            </w:r>
+          </w:p>
+        </w:tc>
+        <w:tc>
+          <w:tcPr>
+            <w:tcW w:type="dxa" w:w="3061"/>
+          </w:tcPr>
+          <w:p>
+            <w:pPr>
+              <w:spacing w:after="0"/>
             </w:pPr>
             <w:r>
               <w:rPr>
                 <w:color w:val="1E293B"/>
                 <w:sz w:val="19"/>
               </w:rPr>
-              <w:t>Penetração-alvo no mercado endereçável no ano 5</w:t>
-            </w:r>
-          </w:p>
-        </w:tc>
-        <w:tc>
-          <w:tcPr>
-            <w:tcW w:type="dxa" w:w="3345"/>
-          </w:tcPr>
-          <w:p>
-            <w:pPr>
-              <w:spacing w:after="20"/>
-            </w:pPr>
-            <w:r>
-              <w:rPr>
-                <w:color w:val="1E293B"/>
-                <w:sz w:val="19"/>
-              </w:rPr>
-              <w:t>3,5%</w:t>
+              <w:t>1,2%</w:t>
             </w:r>
           </w:p>
         </w:tc>
@@ -450,37 +347,38 @@
       <w:tr>
         <w:tc>
           <w:tcPr>
-            <w:tcW w:type="dxa" w:w="6350"/>
+            <w:tcW w:type="dxa" w:w="6576"/>
             <w:shd w:val="clear" w:fill="F8FAFC"/>
           </w:tcPr>
           <w:p>
             <w:pPr>
-              <w:spacing w:after="20"/>
+              <w:spacing w:after="0"/>
+            </w:pPr>
+            <w:r>
+              <w:rPr>
+                <w:b/>
+                <w:color w:val="1E293B"/>
+                <w:sz w:val="19"/>
+              </w:rPr>
+              <w:t>Receita média anual por usuária ativa</w:t>
+            </w:r>
+          </w:p>
+        </w:tc>
+        <w:tc>
+          <w:tcPr>
+            <w:tcW w:type="dxa" w:w="3061"/>
+            <w:shd w:val="clear" w:fill="F8FAFC"/>
+          </w:tcPr>
+          <w:p>
+            <w:pPr>
+              <w:spacing w:after="0"/>
             </w:pPr>
             <w:r>
               <w:rPr>
                 <w:color w:val="1E293B"/>
                 <w:sz w:val="19"/>
               </w:rPr>
-              <w:t>Patrimônio médio por cliente no ano 5</w:t>
-            </w:r>
-          </w:p>
-        </w:tc>
-        <w:tc>
-          <w:tcPr>
-            <w:tcW w:type="dxa" w:w="3345"/>
-            <w:shd w:val="clear" w:fill="F8FAFC"/>
-          </w:tcPr>
-          <w:p>
-            <w:pPr>
-              <w:spacing w:after="20"/>
-            </w:pPr>
-            <w:r>
-              <w:rPr>
-                <w:color w:val="1E293B"/>
-                <w:sz w:val="19"/>
-              </w:rPr>
-              <w:t>5.800 euros</w:t>
+              <w:t>21 euros</w:t>
             </w:r>
           </w:p>
         </w:tc>
@@ -488,109 +386,36 @@
       <w:tr>
         <w:tc>
           <w:tcPr>
-            <w:tcW w:type="dxa" w:w="6350"/>
+            <w:tcW w:type="dxa" w:w="6576"/>
           </w:tcPr>
           <w:p>
             <w:pPr>
-              <w:spacing w:after="20"/>
+              <w:spacing w:after="0"/>
+            </w:pPr>
+            <w:r>
+              <w:rPr>
+                <w:b/>
+                <w:color w:val="1E293B"/>
+                <w:sz w:val="19"/>
+              </w:rPr>
+              <w:t>Composição dessa receita</w:t>
+            </w:r>
+          </w:p>
+        </w:tc>
+        <w:tc>
+          <w:tcPr>
+            <w:tcW w:type="dxa" w:w="3061"/>
+          </w:tcPr>
+          <w:p>
+            <w:pPr>
+              <w:spacing w:after="0"/>
             </w:pPr>
             <w:r>
               <w:rPr>
                 <w:color w:val="1E293B"/>
                 <w:sz w:val="19"/>
               </w:rPr>
-              <w:t>Yield de receita sobre patrimônio</w:t>
-            </w:r>
-          </w:p>
-        </w:tc>
-        <w:tc>
-          <w:tcPr>
-            <w:tcW w:type="dxa" w:w="3345"/>
-          </w:tcPr>
-          <w:p>
-            <w:pPr>
-              <w:spacing w:after="20"/>
-            </w:pPr>
-            <w:r>
-              <w:rPr>
-                <w:color w:val="1E293B"/>
-                <w:sz w:val="19"/>
-              </w:rPr>
-              <w:t>0,70% ao ano</w:t>
-            </w:r>
-          </w:p>
-        </w:tc>
-      </w:tr>
-      <w:tr>
-        <w:tc>
-          <w:tcPr>
-            <w:tcW w:type="dxa" w:w="6350"/>
-            <w:shd w:val="clear" w:fill="F8FAFC"/>
-          </w:tcPr>
-          <w:p>
-            <w:pPr>
-              <w:spacing w:after="20"/>
-            </w:pPr>
-            <w:r>
-              <w:rPr>
-                <w:color w:val="1E293B"/>
-                <w:sz w:val="19"/>
-              </w:rPr>
-              <w:t>Custo de aquisição por cliente custeado</w:t>
-            </w:r>
-          </w:p>
-        </w:tc>
-        <w:tc>
-          <w:tcPr>
-            <w:tcW w:type="dxa" w:w="3345"/>
-            <w:shd w:val="clear" w:fill="F8FAFC"/>
-          </w:tcPr>
-          <w:p>
-            <w:pPr>
-              <w:spacing w:after="20"/>
-            </w:pPr>
-            <w:r>
-              <w:rPr>
-                <w:color w:val="1E293B"/>
-                <w:sz w:val="19"/>
-              </w:rPr>
-              <w:t>110 euros</w:t>
-            </w:r>
-          </w:p>
-        </w:tc>
-      </w:tr>
-      <w:tr>
-        <w:tc>
-          <w:tcPr>
-            <w:tcW w:type="dxa" w:w="6350"/>
-          </w:tcPr>
-          <w:p>
-            <w:pPr>
-              <w:spacing w:after="20"/>
-            </w:pPr>
-            <w:r>
-              <w:rPr>
-                <w:color w:val="1E293B"/>
-                <w:sz w:val="19"/>
-              </w:rPr>
-              <w:t>Custo fixo anual da operação no ano 5</w:t>
-            </w:r>
-          </w:p>
-        </w:tc>
-        <w:tc>
-          <w:tcPr>
-            <w:tcW w:type="dxa" w:w="3345"/>
-          </w:tcPr>
-          <w:p>
-            <w:pPr>
-              <w:spacing w:after="20"/>
-            </w:pPr>
-            <w:r>
-              <w:rPr>
-                <w:color w:val="1E293B"/>
-                <w:sz w:val="19"/>
-              </w:rPr>
-              <w:t>8,4 milhões de euros</w:t>
+              <w:t>taxa de ordem, repasse de gestoras de ETF e assinatura premium</w:t>
             </w:r>
           </w:p>
         </w:tc>
@@ -598,12 +423,13 @@
     </w:tbl>
     <w:p>
       <w:pPr>
-        <w:spacing w:after="20"/>
+        <w:spacing w:after="0"/>
       </w:pPr>
     </w:p>
     <w:p>
       <w:pPr>
-        <w:spacing w:before="220" w:after="80"/>
+        <w:keepNext/>
+        <w:spacing w:before="180" w:after="60"/>
         <w:pBdr>
           <w:bottom w:val="single" w:sz="6" w:color="C1272D"/>
         </w:pBdr>
@@ -612,79 +438,314 @@
         <w:rPr>
           <w:b/>
           <w:color w:val="C1272D"/>
-          <w:sz w:val="24"/>
+          <w:sz w:val="23"/>
         </w:rPr>
-        <w:t>Anexo B: o que já se sabe do mercado</w:t>
+        <w:t>Anexo B: dados do business case</w:t>
+      </w:r>
+    </w:p>
+    <w:tbl>
+      <w:tblPr>
+        <w:tblStyle w:val="TableGrid"/>
+        <w:tblW w:type="auto" w:w="0"/>
+        <w:jc w:val="left"/>
+        <w:tblLook w:firstColumn="1" w:firstRow="1" w:lastColumn="0" w:lastRow="0" w:noHBand="0" w:noVBand="1" w:val="04A0"/>
+      </w:tblPr>
+      <w:tblGrid>
+        <w:gridCol w:w="5156"/>
+        <w:gridCol w:w="5156"/>
+      </w:tblGrid>
+      <w:tr>
+        <w:tc>
+          <w:tcPr>
+            <w:tcW w:type="dxa" w:w="6576"/>
+            <w:shd w:val="clear" w:fill="C1272D"/>
+          </w:tcPr>
+          <w:p>
+            <w:pPr>
+              <w:spacing w:after="0"/>
+            </w:pPr>
+            <w:r>
+              <w:rPr>
+                <w:b/>
+                <w:color w:val="FFFFFF"/>
+                <w:sz w:val="17"/>
+              </w:rPr>
+              <w:t>Item</w:t>
+            </w:r>
+          </w:p>
+        </w:tc>
+        <w:tc>
+          <w:tcPr>
+            <w:tcW w:type="dxa" w:w="3061"/>
+            <w:shd w:val="clear" w:fill="C1272D"/>
+          </w:tcPr>
+          <w:p>
+            <w:pPr>
+              <w:spacing w:after="0"/>
+            </w:pPr>
+            <w:r>
+              <w:rPr>
+                <w:b/>
+                <w:color w:val="FFFFFF"/>
+                <w:sz w:val="17"/>
+              </w:rPr>
+              <w:t>Valor</w:t>
+            </w:r>
+          </w:p>
+        </w:tc>
+      </w:tr>
+      <w:tr>
+        <w:tc>
+          <w:tcPr>
+            <w:tcW w:type="dxa" w:w="6576"/>
+          </w:tcPr>
+          <w:p>
+            <w:pPr>
+              <w:spacing w:after="0"/>
+            </w:pPr>
+            <w:r>
+              <w:rPr>
+                <w:b/>
+                <w:color w:val="1E293B"/>
+                <w:sz w:val="19"/>
+              </w:rPr>
+              <w:t>Custo fixo anual, entre plataforma, equipe e compliance</w:t>
+            </w:r>
+          </w:p>
+        </w:tc>
+        <w:tc>
+          <w:tcPr>
+            <w:tcW w:type="dxa" w:w="3061"/>
+          </w:tcPr>
+          <w:p>
+            <w:pPr>
+              <w:spacing w:after="0"/>
+            </w:pPr>
+            <w:r>
+              <w:rPr>
+                <w:color w:val="1E293B"/>
+                <w:sz w:val="19"/>
+              </w:rPr>
+              <w:t>5,2 milhões de euros</w:t>
+            </w:r>
+          </w:p>
+        </w:tc>
+      </w:tr>
+      <w:tr>
+        <w:tc>
+          <w:tcPr>
+            <w:tcW w:type="dxa" w:w="6576"/>
+            <w:shd w:val="clear" w:fill="F8FAFC"/>
+          </w:tcPr>
+          <w:p>
+            <w:pPr>
+              <w:spacing w:after="0"/>
+            </w:pPr>
+            <w:r>
+              <w:rPr>
+                <w:b/>
+                <w:color w:val="1E293B"/>
+                <w:sz w:val="19"/>
+              </w:rPr>
+              <w:t>Custo de aquisição por usuária adquirida</w:t>
+            </w:r>
+          </w:p>
+        </w:tc>
+        <w:tc>
+          <w:tcPr>
+            <w:tcW w:type="dxa" w:w="3061"/>
+            <w:shd w:val="clear" w:fill="F8FAFC"/>
+          </w:tcPr>
+          <w:p>
+            <w:pPr>
+              <w:spacing w:after="0"/>
+            </w:pPr>
+            <w:r>
+              <w:rPr>
+                <w:color w:val="1E293B"/>
+                <w:sz w:val="19"/>
+              </w:rPr>
+              <w:t>42 euros</w:t>
+            </w:r>
+          </w:p>
+        </w:tc>
+      </w:tr>
+      <w:tr>
+        <w:tc>
+          <w:tcPr>
+            <w:tcW w:type="dxa" w:w="6576"/>
+          </w:tcPr>
+          <w:p>
+            <w:pPr>
+              <w:spacing w:after="0"/>
+            </w:pPr>
+            <w:r>
+              <w:rPr>
+                <w:b/>
+                <w:color w:val="1E293B"/>
+                <w:sz w:val="19"/>
+              </w:rPr>
+              <w:t>Custo variável por usuária ao ano, entre onboarding, suporte e transação</w:t>
+            </w:r>
+          </w:p>
+        </w:tc>
+        <w:tc>
+          <w:tcPr>
+            <w:tcW w:type="dxa" w:w="3061"/>
+          </w:tcPr>
+          <w:p>
+            <w:pPr>
+              <w:spacing w:after="0"/>
+            </w:pPr>
+            <w:r>
+              <w:rPr>
+                <w:color w:val="1E293B"/>
+                <w:sz w:val="19"/>
+              </w:rPr>
+              <w:t>7 euros</w:t>
+            </w:r>
+          </w:p>
+        </w:tc>
+      </w:tr>
+      <w:tr>
+        <w:tc>
+          <w:tcPr>
+            <w:tcW w:type="dxa" w:w="6576"/>
+            <w:shd w:val="clear" w:fill="F8FAFC"/>
+          </w:tcPr>
+          <w:p>
+            <w:pPr>
+              <w:spacing w:after="0"/>
+            </w:pPr>
+            <w:r>
+              <w:rPr>
+                <w:b/>
+                <w:color w:val="1E293B"/>
+                <w:sz w:val="19"/>
+              </w:rPr>
+              <w:t>Usuárias ativas projetadas no ano 1</w:t>
+            </w:r>
+          </w:p>
+        </w:tc>
+        <w:tc>
+          <w:tcPr>
+            <w:tcW w:type="dxa" w:w="3061"/>
+            <w:shd w:val="clear" w:fill="F8FAFC"/>
+          </w:tcPr>
+          <w:p>
+            <w:pPr>
+              <w:spacing w:after="0"/>
+            </w:pPr>
+            <w:r>
+              <w:rPr>
+                <w:color w:val="1E293B"/>
+                <w:sz w:val="19"/>
+              </w:rPr>
+              <w:t>145.000</w:t>
+            </w:r>
+          </w:p>
+        </w:tc>
+      </w:tr>
+      <w:tr>
+        <w:tc>
+          <w:tcPr>
+            <w:tcW w:type="dxa" w:w="6576"/>
+          </w:tcPr>
+          <w:p>
+            <w:pPr>
+              <w:spacing w:after="0"/>
+            </w:pPr>
+            <w:r>
+              <w:rPr>
+                <w:b/>
+                <w:color w:val="1E293B"/>
+                <w:sz w:val="19"/>
+              </w:rPr>
+              <w:t>Usuárias ativas projetadas no ano 2</w:t>
+            </w:r>
+          </w:p>
+        </w:tc>
+        <w:tc>
+          <w:tcPr>
+            <w:tcW w:type="dxa" w:w="3061"/>
+          </w:tcPr>
+          <w:p>
+            <w:pPr>
+              <w:spacing w:after="0"/>
+            </w:pPr>
+            <w:r>
+              <w:rPr>
+                <w:color w:val="1E293B"/>
+                <w:sz w:val="19"/>
+              </w:rPr>
+              <w:t>240.000</w:t>
+            </w:r>
+          </w:p>
+        </w:tc>
+      </w:tr>
+      <w:tr>
+        <w:tc>
+          <w:tcPr>
+            <w:tcW w:type="dxa" w:w="6576"/>
+            <w:shd w:val="clear" w:fill="F8FAFC"/>
+          </w:tcPr>
+          <w:p>
+            <w:pPr>
+              <w:spacing w:after="0"/>
+            </w:pPr>
+            <w:r>
+              <w:rPr>
+                <w:b/>
+                <w:color w:val="1E293B"/>
+                <w:sz w:val="19"/>
+              </w:rPr>
+              <w:t>Usuárias ativas projetadas no ano 3</w:t>
+            </w:r>
+          </w:p>
+        </w:tc>
+        <w:tc>
+          <w:tcPr>
+            <w:tcW w:type="dxa" w:w="3061"/>
+            <w:shd w:val="clear" w:fill="F8FAFC"/>
+          </w:tcPr>
+          <w:p>
+            <w:pPr>
+              <w:spacing w:after="0"/>
+            </w:pPr>
+            <w:r>
+              <w:rPr>
+                <w:color w:val="1E293B"/>
+                <w:sz w:val="19"/>
+              </w:rPr>
+              <w:t>410.000</w:t>
+            </w:r>
+          </w:p>
+        </w:tc>
+      </w:tr>
+    </w:tbl>
+    <w:p>
+      <w:pPr>
+        <w:spacing w:after="0"/>
+      </w:pPr>
+    </w:p>
+    <w:p>
+      <w:pPr>
+        <w:spacing w:after="80"/>
+      </w:pPr>
+      <w:r>
+        <w:rPr>
+          <w:b w:val="0"/>
+          <w:i/>
+          <w:color w:val="475569"/>
+          <w:sz w:val="18"/>
+        </w:rPr>
+        <w:t>Atenção: a forma de aplicar o custo de aquisição faz parte do que vocês precisam decidir e justificar. Escrevam na entrega qual premissa adotaram.</w:t>
       </w:r>
     </w:p>
     <w:p>
       <w:pPr>
-        <w:pStyle w:val="ListBullet"/>
-        <w:spacing w:after="40"/>
-      </w:pPr>
-      <w:r>
-        <w:rPr>
-          <w:color w:val="1E293B"/>
-          <w:sz w:val="20"/>
-        </w:rPr>
-        <w:t>Os dois maiores neobrokers do país têm perfis muito diferentes de patrimônio por cliente, na casa de 15 mil e de 60 mil euros.</w:t>
-      </w:r>
-    </w:p>
-    <w:p>
-      <w:pPr>
-        <w:pStyle w:val="ListBullet"/>
-        <w:spacing w:after="40"/>
-      </w:pPr>
-      <w:r>
-        <w:rPr>
-          <w:color w:val="1E293B"/>
-          <w:sz w:val="20"/>
-        </w:rPr>
-        <w:t>O setor de brokerage alemão gera cerca de 2 bilhões de euros de receita por ano com cerca de 7 milhões de investidores autodirigidos.</w:t>
-      </w:r>
-    </w:p>
-    <w:p>
-      <w:pPr>
-        <w:pStyle w:val="ListBullet"/>
-        <w:spacing w:after="40"/>
-      </w:pPr>
-      <w:r>
-        <w:rPr>
-          <w:color w:val="1E293B"/>
-          <w:sz w:val="20"/>
-        </w:rPr>
-        <w:t>Os grandes remuneram caixa parado entre 2,6% e 3,0% ao ano.</w:t>
-      </w:r>
-    </w:p>
-    <w:p>
-      <w:pPr>
-        <w:pStyle w:val="ListBullet"/>
-        <w:spacing w:after="40"/>
-      </w:pPr>
-      <w:r>
-        <w:rPr>
-          <w:color w:val="1E293B"/>
-          <w:sz w:val="20"/>
-        </w:rPr>
-        <w:t>A reforma da previdência prevista para 2027 cria um veículo de investimento em ações, fundos e ETFs com custo baixo e resgate a partir dos 65 anos.</w:t>
-      </w:r>
-    </w:p>
-    <w:p>
-      <w:pPr>
-        <w:pStyle w:val="ListBullet"/>
-        <w:spacing w:after="40"/>
-      </w:pPr>
-      <w:r>
-        <w:rPr>
-          <w:color w:val="1E293B"/>
-          <w:sz w:val="20"/>
-        </w:rPr>
-        <w:t>O relatório setorial da semana traz os indicadores, as alavancas e as fontes. Comecem por ele.</w:t>
-      </w:r>
-    </w:p>
-    <w:p>
-      <w:pPr>
-        <w:spacing w:before="220" w:after="80"/>
+        <w:keepNext/>
+        <w:spacing w:before="180" w:after="60"/>
         <w:pBdr>
           <w:bottom w:val="single" w:sz="6" w:color="C1272D"/>
         </w:pBdr>
@@ -693,9 +754,597 @@
         <w:rPr>
           <w:b/>
           <w:color w:val="C1272D"/>
-          <w:sz w:val="24"/>
+          <w:sz w:val="23"/>
         </w:rPr>
-        <w:t>O que vocês devem entregar</w:t>
+        <w:t>Anexo C: pesquisa de uso de produto encomendada pela FemVest</w:t>
+      </w:r>
+    </w:p>
+    <w:p>
+      <w:pPr>
+        <w:spacing w:after="60"/>
+      </w:pPr>
+      <w:r>
+        <w:rPr>
+          <w:b w:val="0"/>
+          <w:i w:val="0"/>
+          <w:color w:val="475569"/>
+          <w:sz w:val="18"/>
+        </w:rPr>
+        <w:t>Percentual que declara usar ou ter interesse em cada produto, entre investidores de até 35 anos.</w:t>
+      </w:r>
+    </w:p>
+    <w:tbl>
+      <w:tblPr>
+        <w:tblStyle w:val="TableGrid"/>
+        <w:tblW w:type="auto" w:w="0"/>
+        <w:jc w:val="left"/>
+        <w:tblLook w:firstColumn="1" w:firstRow="1" w:lastColumn="0" w:lastRow="0" w:noHBand="0" w:noVBand="1" w:val="04A0"/>
+      </w:tblPr>
+      <w:tblGrid>
+        <w:gridCol w:w="2578"/>
+        <w:gridCol w:w="2578"/>
+        <w:gridCol w:w="2578"/>
+        <w:gridCol w:w="2578"/>
+      </w:tblGrid>
+      <w:tr>
+        <w:tc>
+          <w:tcPr>
+            <w:tcW w:type="dxa" w:w="2835"/>
+            <w:shd w:val="clear" w:fill="C1272D"/>
+          </w:tcPr>
+          <w:p>
+            <w:pPr>
+              <w:spacing w:after="0"/>
+            </w:pPr>
+            <w:r>
+              <w:rPr>
+                <w:b/>
+                <w:color w:val="FFFFFF"/>
+                <w:sz w:val="17"/>
+              </w:rPr>
+              <w:t>Produto</w:t>
+            </w:r>
+          </w:p>
+        </w:tc>
+        <w:tc>
+          <w:tcPr>
+            <w:tcW w:type="dxa" w:w="1814"/>
+            <w:shd w:val="clear" w:fill="C1272D"/>
+          </w:tcPr>
+          <w:p>
+            <w:pPr>
+              <w:spacing w:after="0"/>
+            </w:pPr>
+            <w:r>
+              <w:rPr>
+                <w:b/>
+                <w:color w:val="FFFFFF"/>
+                <w:sz w:val="17"/>
+              </w:rPr>
+              <w:t>Homens</w:t>
+            </w:r>
+          </w:p>
+        </w:tc>
+        <w:tc>
+          <w:tcPr>
+            <w:tcW w:type="dxa" w:w="1814"/>
+            <w:shd w:val="clear" w:fill="C1272D"/>
+          </w:tcPr>
+          <w:p>
+            <w:pPr>
+              <w:spacing w:after="0"/>
+            </w:pPr>
+            <w:r>
+              <w:rPr>
+                <w:b/>
+                <w:color w:val="FFFFFF"/>
+                <w:sz w:val="17"/>
+              </w:rPr>
+              <w:t>Mulheres</w:t>
+            </w:r>
+          </w:p>
+        </w:tc>
+        <w:tc>
+          <w:tcPr>
+            <w:tcW w:type="dxa" w:w="3175"/>
+            <w:shd w:val="clear" w:fill="C1272D"/>
+          </w:tcPr>
+          <w:p>
+            <w:pPr>
+              <w:spacing w:after="0"/>
+            </w:pPr>
+            <w:r>
+              <w:rPr>
+                <w:b/>
+                <w:color w:val="FFFFFF"/>
+                <w:sz w:val="17"/>
+              </w:rPr>
+              <w:t>Diferença</w:t>
+            </w:r>
+          </w:p>
+        </w:tc>
+      </w:tr>
+      <w:tr>
+        <w:tc>
+          <w:tcPr>
+            <w:tcW w:type="dxa" w:w="2835"/>
+          </w:tcPr>
+          <w:p>
+            <w:pPr>
+              <w:spacing w:after="0"/>
+            </w:pPr>
+            <w:r>
+              <w:rPr>
+                <w:b/>
+                <w:color w:val="1E293B"/>
+                <w:sz w:val="18"/>
+              </w:rPr>
+              <w:t>ETFs</w:t>
+            </w:r>
+          </w:p>
+        </w:tc>
+        <w:tc>
+          <w:tcPr>
+            <w:tcW w:type="dxa" w:w="1814"/>
+          </w:tcPr>
+          <w:p>
+            <w:pPr>
+              <w:spacing w:after="0"/>
+            </w:pPr>
+            <w:r>
+              <w:rPr>
+                <w:color w:val="1E293B"/>
+                <w:sz w:val="18"/>
+              </w:rPr>
+              <w:t>81%</w:t>
+            </w:r>
+          </w:p>
+        </w:tc>
+        <w:tc>
+          <w:tcPr>
+            <w:tcW w:type="dxa" w:w="1814"/>
+          </w:tcPr>
+          <w:p>
+            <w:pPr>
+              <w:spacing w:after="0"/>
+            </w:pPr>
+            <w:r>
+              <w:rPr>
+                <w:color w:val="1E293B"/>
+                <w:sz w:val="18"/>
+              </w:rPr>
+              <w:t>79%</w:t>
+            </w:r>
+          </w:p>
+        </w:tc>
+        <w:tc>
+          <w:tcPr>
+            <w:tcW w:type="dxa" w:w="3175"/>
+          </w:tcPr>
+          <w:p>
+            <w:pPr>
+              <w:spacing w:after="0"/>
+            </w:pPr>
+            <w:r>
+              <w:rPr>
+                <w:color w:val="1E293B"/>
+                <w:sz w:val="18"/>
+              </w:rPr>
+              <w:t>2 p.p.</w:t>
+            </w:r>
+          </w:p>
+        </w:tc>
+      </w:tr>
+      <w:tr>
+        <w:tc>
+          <w:tcPr>
+            <w:tcW w:type="dxa" w:w="2835"/>
+            <w:shd w:val="clear" w:fill="F8FAFC"/>
+          </w:tcPr>
+          <w:p>
+            <w:pPr>
+              <w:spacing w:after="0"/>
+            </w:pPr>
+            <w:r>
+              <w:rPr>
+                <w:b/>
+                <w:color w:val="1E293B"/>
+                <w:sz w:val="18"/>
+              </w:rPr>
+              <w:t>Ações individuais</w:t>
+            </w:r>
+          </w:p>
+        </w:tc>
+        <w:tc>
+          <w:tcPr>
+            <w:tcW w:type="dxa" w:w="1814"/>
+            <w:shd w:val="clear" w:fill="F8FAFC"/>
+          </w:tcPr>
+          <w:p>
+            <w:pPr>
+              <w:spacing w:after="0"/>
+            </w:pPr>
+            <w:r>
+              <w:rPr>
+                <w:color w:val="1E293B"/>
+                <w:sz w:val="18"/>
+              </w:rPr>
+              <w:t>71%</w:t>
+            </w:r>
+          </w:p>
+        </w:tc>
+        <w:tc>
+          <w:tcPr>
+            <w:tcW w:type="dxa" w:w="1814"/>
+            <w:shd w:val="clear" w:fill="F8FAFC"/>
+          </w:tcPr>
+          <w:p>
+            <w:pPr>
+              <w:spacing w:after="0"/>
+            </w:pPr>
+            <w:r>
+              <w:rPr>
+                <w:color w:val="1E293B"/>
+                <w:sz w:val="18"/>
+              </w:rPr>
+              <w:t>52%</w:t>
+            </w:r>
+          </w:p>
+        </w:tc>
+        <w:tc>
+          <w:tcPr>
+            <w:tcW w:type="dxa" w:w="3175"/>
+            <w:shd w:val="clear" w:fill="F8FAFC"/>
+          </w:tcPr>
+          <w:p>
+            <w:pPr>
+              <w:spacing w:after="0"/>
+            </w:pPr>
+            <w:r>
+              <w:rPr>
+                <w:color w:val="1E293B"/>
+                <w:sz w:val="18"/>
+              </w:rPr>
+              <w:t>19 p.p.</w:t>
+            </w:r>
+          </w:p>
+        </w:tc>
+      </w:tr>
+      <w:tr>
+        <w:tc>
+          <w:tcPr>
+            <w:tcW w:type="dxa" w:w="2835"/>
+          </w:tcPr>
+          <w:p>
+            <w:pPr>
+              <w:spacing w:after="0"/>
+            </w:pPr>
+            <w:r>
+              <w:rPr>
+                <w:b/>
+                <w:color w:val="1E293B"/>
+                <w:sz w:val="18"/>
+              </w:rPr>
+              <w:t>Poupança e renda fixa</w:t>
+            </w:r>
+          </w:p>
+        </w:tc>
+        <w:tc>
+          <w:tcPr>
+            <w:tcW w:type="dxa" w:w="1814"/>
+          </w:tcPr>
+          <w:p>
+            <w:pPr>
+              <w:spacing w:after="0"/>
+            </w:pPr>
+            <w:r>
+              <w:rPr>
+                <w:color w:val="1E293B"/>
+                <w:sz w:val="18"/>
+              </w:rPr>
+              <w:t>33%</w:t>
+            </w:r>
+          </w:p>
+        </w:tc>
+        <w:tc>
+          <w:tcPr>
+            <w:tcW w:type="dxa" w:w="1814"/>
+          </w:tcPr>
+          <w:p>
+            <w:pPr>
+              <w:spacing w:after="0"/>
+            </w:pPr>
+            <w:r>
+              <w:rPr>
+                <w:color w:val="1E293B"/>
+                <w:sz w:val="18"/>
+              </w:rPr>
+              <w:t>36%</w:t>
+            </w:r>
+          </w:p>
+        </w:tc>
+        <w:tc>
+          <w:tcPr>
+            <w:tcW w:type="dxa" w:w="3175"/>
+          </w:tcPr>
+          <w:p>
+            <w:pPr>
+              <w:spacing w:after="0"/>
+            </w:pPr>
+            <w:r>
+              <w:rPr>
+                <w:color w:val="1E293B"/>
+                <w:sz w:val="18"/>
+              </w:rPr>
+              <w:t>3 p.p. a favor das mulheres</w:t>
+            </w:r>
+          </w:p>
+        </w:tc>
+      </w:tr>
+      <w:tr>
+        <w:tc>
+          <w:tcPr>
+            <w:tcW w:type="dxa" w:w="2835"/>
+            <w:shd w:val="clear" w:fill="F8FAFC"/>
+          </w:tcPr>
+          <w:p>
+            <w:pPr>
+              <w:spacing w:after="0"/>
+            </w:pPr>
+            <w:r>
+              <w:rPr>
+                <w:b/>
+                <w:color w:val="1E293B"/>
+                <w:sz w:val="18"/>
+              </w:rPr>
+              <w:t>Criptomoedas</w:t>
+            </w:r>
+          </w:p>
+        </w:tc>
+        <w:tc>
+          <w:tcPr>
+            <w:tcW w:type="dxa" w:w="1814"/>
+            <w:shd w:val="clear" w:fill="F8FAFC"/>
+          </w:tcPr>
+          <w:p>
+            <w:pPr>
+              <w:spacing w:after="0"/>
+            </w:pPr>
+            <w:r>
+              <w:rPr>
+                <w:color w:val="1E293B"/>
+                <w:sz w:val="18"/>
+              </w:rPr>
+              <w:t>41%</w:t>
+            </w:r>
+          </w:p>
+        </w:tc>
+        <w:tc>
+          <w:tcPr>
+            <w:tcW w:type="dxa" w:w="1814"/>
+            <w:shd w:val="clear" w:fill="F8FAFC"/>
+          </w:tcPr>
+          <w:p>
+            <w:pPr>
+              <w:spacing w:after="0"/>
+            </w:pPr>
+            <w:r>
+              <w:rPr>
+                <w:color w:val="1E293B"/>
+                <w:sz w:val="18"/>
+              </w:rPr>
+              <w:t>15%</w:t>
+            </w:r>
+          </w:p>
+        </w:tc>
+        <w:tc>
+          <w:tcPr>
+            <w:tcW w:type="dxa" w:w="3175"/>
+            <w:shd w:val="clear" w:fill="F8FAFC"/>
+          </w:tcPr>
+          <w:p>
+            <w:pPr>
+              <w:spacing w:after="0"/>
+            </w:pPr>
+            <w:r>
+              <w:rPr>
+                <w:color w:val="1E293B"/>
+                <w:sz w:val="18"/>
+              </w:rPr>
+              <w:t>26 p.p.</w:t>
+            </w:r>
+          </w:p>
+        </w:tc>
+      </w:tr>
+      <w:tr>
+        <w:tc>
+          <w:tcPr>
+            <w:tcW w:type="dxa" w:w="2835"/>
+          </w:tcPr>
+          <w:p>
+            <w:pPr>
+              <w:spacing w:after="0"/>
+            </w:pPr>
+            <w:r>
+              <w:rPr>
+                <w:b/>
+                <w:color w:val="1E293B"/>
+                <w:sz w:val="18"/>
+              </w:rPr>
+              <w:t>Fundos temáticos e ESG</w:t>
+            </w:r>
+          </w:p>
+        </w:tc>
+        <w:tc>
+          <w:tcPr>
+            <w:tcW w:type="dxa" w:w="1814"/>
+          </w:tcPr>
+          <w:p>
+            <w:pPr>
+              <w:spacing w:after="0"/>
+            </w:pPr>
+            <w:r>
+              <w:rPr>
+                <w:color w:val="1E293B"/>
+                <w:sz w:val="18"/>
+              </w:rPr>
+              <w:t>22%</w:t>
+            </w:r>
+          </w:p>
+        </w:tc>
+        <w:tc>
+          <w:tcPr>
+            <w:tcW w:type="dxa" w:w="1814"/>
+          </w:tcPr>
+          <w:p>
+            <w:pPr>
+              <w:spacing w:after="0"/>
+            </w:pPr>
+            <w:r>
+              <w:rPr>
+                <w:color w:val="1E293B"/>
+                <w:sz w:val="18"/>
+              </w:rPr>
+              <w:t>34%</w:t>
+            </w:r>
+          </w:p>
+        </w:tc>
+        <w:tc>
+          <w:tcPr>
+            <w:tcW w:type="dxa" w:w="3175"/>
+          </w:tcPr>
+          <w:p>
+            <w:pPr>
+              <w:spacing w:after="0"/>
+            </w:pPr>
+            <w:r>
+              <w:rPr>
+                <w:color w:val="1E293B"/>
+                <w:sz w:val="18"/>
+              </w:rPr>
+              <w:t>12 p.p. a favor das mulheres</w:t>
+            </w:r>
+          </w:p>
+        </w:tc>
+      </w:tr>
+    </w:tbl>
+    <w:p>
+      <w:pPr>
+        <w:spacing w:after="0"/>
+      </w:pPr>
+    </w:p>
+    <w:p>
+      <w:pPr>
+        <w:keepNext/>
+        <w:spacing w:before="180" w:after="60"/>
+        <w:pBdr>
+          <w:bottom w:val="single" w:sz="6" w:color="C1272D"/>
+        </w:pBdr>
+      </w:pPr>
+      <w:r>
+        <w:rPr>
+          <w:b/>
+          <w:color w:val="C1272D"/>
+          <w:sz w:val="23"/>
+        </w:rPr>
+        <w:t>Anexo D: preferências declaradas e padrão do setor</w:t>
+      </w:r>
+    </w:p>
+    <w:p>
+      <w:pPr>
+        <w:pStyle w:val="ListBullet"/>
+        <w:spacing w:after="20"/>
+        <w:ind w:left="312"/>
+      </w:pPr>
+      <w:r>
+        <w:rPr>
+          <w:b/>
+          <w:color w:val="1E293B"/>
+          <w:sz w:val="20"/>
+        </w:rPr>
+        <w:t xml:space="preserve">Preferências do público: </w:t>
+      </w:r>
+      <w:r>
+        <w:rPr>
+          <w:color w:val="1E293B"/>
+          <w:sz w:val="20"/>
+        </w:rPr>
+        <w:t>autosserviço no dia a dia, com apoio consultivo disponível quando necessário. Sinais de segurança e confiança pesam muito. Taxa baixa é o principal critério de escolha de corretora.</w:t>
+      </w:r>
+    </w:p>
+    <w:p>
+      <w:pPr>
+        <w:pStyle w:val="ListBullet"/>
+        <w:spacing w:after="20"/>
+        <w:ind w:left="312"/>
+      </w:pPr>
+      <w:r>
+        <w:rPr>
+          <w:b/>
+          <w:color w:val="1E293B"/>
+          <w:sz w:val="20"/>
+        </w:rPr>
+        <w:t xml:space="preserve">O que o setor já trata como obrigatório: </w:t>
+      </w:r>
+      <w:r>
+        <w:rPr>
+          <w:color w:val="1E293B"/>
+          <w:sz w:val="20"/>
+        </w:rPr>
+        <w:t>aplicativo em primeiro lugar, liderança de custo, elementos de jogo e velocidade de execução.</w:t>
+      </w:r>
+    </w:p>
+    <w:p>
+      <w:pPr>
+        <w:pStyle w:val="ListBullet"/>
+        <w:spacing w:after="20"/>
+        <w:ind w:left="312"/>
+      </w:pPr>
+      <w:r>
+        <w:rPr>
+          <w:b/>
+          <w:color w:val="1E293B"/>
+          <w:sz w:val="20"/>
+        </w:rPr>
+        <w:t xml:space="preserve">Necessidades específicas do público-alvo: </w:t>
+      </w:r>
+      <w:r>
+        <w:rPr>
+          <w:color w:val="1E293B"/>
+          <w:sz w:val="20"/>
+        </w:rPr>
+        <w:t>segurança, transparência, ESG, comunidade e educação financeira sem jargão.</w:t>
+      </w:r>
+    </w:p>
+    <w:p>
+      <w:pPr>
+        <w:spacing w:after="80"/>
+      </w:pPr>
+      <w:r>
+        <w:rPr>
+          <w:b w:val="0"/>
+          <w:i/>
+          <w:color w:val="475569"/>
+          <w:sz w:val="18"/>
+        </w:rPr>
+        <w:t>Nota do CCU, fora do case original: o pagamento por direcionamento de ordens, o PFOF, está proibido na União Europeia pelo artigo 39a do MiFIR, e desde 1º de julho de 2026 a proibição vale integralmente na Alemanha. Vale considerar isso ao propor o modelo de receita.</w:t>
+      </w:r>
+    </w:p>
+    <w:p>
+      <w:pPr>
+        <w:keepNext/>
+        <w:spacing w:before="180" w:after="60"/>
+        <w:pBdr>
+          <w:bottom w:val="single" w:sz="6" w:color="C1272D"/>
+        </w:pBdr>
+      </w:pPr>
+      <w:r>
+        <w:rPr>
+          <w:b/>
+          <w:color w:val="C1272D"/>
+          <w:sz w:val="23"/>
+        </w:rPr>
+        <w:t>As quatro perguntas</w:t>
       </w:r>
     </w:p>
     <w:p>
@@ -713,9 +1362,9 @@
       <w:r>
         <w:rPr>
           <w:color w:val="1E293B"/>
-          <w:sz w:val="21"/>
+          <w:sz w:val="20"/>
         </w:rPr>
-        <w:t>Dimensione o mercado endereçável e o número de clientes no ano 5, usando as premissas do Anexo A. Qual a receita anual no ano 5 e qual o ARPU?</w:t>
+        <w:t>Qual o tamanho do mercado endereçável da FemVest na Alemanha e qual a receita potencial no ano 1? Use as premissas do Anexo A e deixe a cadeia visível, do universo até a usuária.</w:t>
       </w:r>
     </w:p>
     <w:p>
@@ -733,9 +1382,9 @@
       <w:r>
         <w:rPr>
           <w:color w:val="1E293B"/>
-          <w:sz w:val="21"/>
+          <w:sz w:val="20"/>
         </w:rPr>
-        <w:t>A operação se paga no ano 5? Qual o ponto de equilíbrio em número de clientes e em ARPU, e qual patrimônio por cliente esse equilíbrio exige?</w:t>
+        <w:t>A FemVest chega ao ponto de equilíbrio? Monte o business case simplificado dos três anos com o Anexo B. Digam a margem de contribuição por usuária, o ponto de equilíbrio, o resultado de cada ano e o que isso significa para uma empresa financiada por venture capital.</w:t>
       </w:r>
     </w:p>
     <w:p>
@@ -753,9 +1402,9 @@
       <w:r>
         <w:rPr>
           <w:color w:val="1E293B"/>
-          <w:sz w:val="21"/>
+          <w:sz w:val="20"/>
         </w:rPr>
-        <w:t>Qual segmento e qual proposta de valor vocês recomendam dentro do público feminino? Justifiquem com dado, não com intuição.</w:t>
+        <w:t>Qual estratégia de produto vocês recomendam e como priorizam? Justifiquem com os dados do Anexo C e organizem em essencial, desejável e opcional.</w:t>
       </w:r>
     </w:p>
     <w:p>
@@ -773,34 +1422,15 @@
       <w:r>
         <w:rPr>
           <w:color w:val="1E293B"/>
-          <w:sz w:val="21"/>
+          <w:sz w:val="20"/>
         </w:rPr>
-        <w:t>Qual modelo de receita vocês propõem, sabendo que o PFOF está proibido? Digam de onde vem cada euro e qual linha é a mais frágil.</w:t>
+        <w:t>Como a FemVest deve estruturar a entrada no mercado? Cubram as cinco dimensões: segmento, proposta de valor, canal, modelo de precificação e métricas de sucesso.</w:t>
       </w:r>
     </w:p>
     <w:p>
       <w:pPr>
-        <w:spacing w:after="80"/>
-      </w:pPr>
-      <w:r>
-        <w:rPr>
-          <w:b/>
-          <w:color w:val="C1272D"/>
-          <w:sz w:val="22"/>
-        </w:rPr>
-        <w:t xml:space="preserve">5.  </w:t>
-      </w:r>
-      <w:r>
-        <w:rPr>
-          <w:color w:val="1E293B"/>
-          <w:sz w:val="21"/>
-        </w:rPr>
-        <w:t>Qual o plano de entrada nos primeiros 12 meses, os três principais riscos com mitigação e os próximos passos?</w:t>
-      </w:r>
-    </w:p>
-    <w:p>
-      <w:pPr>
-        <w:spacing w:before="220" w:after="80"/>
+        <w:keepNext/>
+        <w:spacing w:before="180" w:after="60"/>
         <w:pBdr>
           <w:bottom w:val="single" w:sz="6" w:color="C1272D"/>
         </w:pBdr>
@@ -809,7 +1439,7 @@
         <w:rPr>
           <w:b/>
           <w:color w:val="C1272D"/>
-          <w:sz w:val="24"/>
+          <w:sz w:val="23"/>
         </w:rPr>
         <w:t>Formato e prazo</w:t>
       </w:r>
@@ -817,12 +1447,13 @@
     <w:p>
       <w:pPr>
         <w:pStyle w:val="ListBullet"/>
-        <w:spacing w:after="40"/>
+        <w:spacing w:after="20"/>
+        <w:ind w:left="312"/>
       </w:pPr>
       <w:r>
         <w:rPr>
           <w:color w:val="1E293B"/>
-          <w:sz w:val="20"/>
+          <w:sz w:val="19"/>
         </w:rPr>
         <w:t>Máximo 5 slides ou 2 páginas, incluindo capa. Fora disso perde ponto no critério de entrega.</w:t>
       </w:r>
@@ -830,61 +1461,64 @@
     <w:p>
       <w:pPr>
         <w:pStyle w:val="ListBullet"/>
-        <w:spacing w:after="40"/>
+        <w:spacing w:after="20"/>
+        <w:ind w:left="312"/>
       </w:pPr>
       <w:r>
         <w:rPr>
           <w:color w:val="1E293B"/>
-          <w:sz w:val="20"/>
+          <w:sz w:val="19"/>
         </w:rPr>
-        <w:t>Use o template de entrega que veio junto, com Diagnóstico, Estratégia e Finanças.</w:t>
+        <w:t>Use o template de entrega que veio junto. Comecem pelo guia de tipo de case, que explica como se ataca um case de entrada em mercado.</w:t>
       </w:r>
     </w:p>
     <w:p>
       <w:pPr>
         <w:pStyle w:val="ListBullet"/>
-        <w:spacing w:after="40"/>
+        <w:spacing w:after="20"/>
+        <w:ind w:left="312"/>
       </w:pPr>
       <w:r>
         <w:rPr>
           <w:color w:val="1E293B"/>
-          <w:sz w:val="20"/>
+          <w:sz w:val="19"/>
         </w:rPr>
-        <w:t>A memória de cálculo precisa estar visível. Número sem conta à vista tem nota máxima de 2 no critério de acurácia.</w:t>
+        <w:t>Memória de cálculo visível. Número sem conta à vista tem nota máxima de 2 em acurácia.</w:t>
       </w:r>
     </w:p>
     <w:p>
       <w:pPr>
         <w:pStyle w:val="ListBullet"/>
-        <w:spacing w:after="40"/>
+        <w:spacing w:after="20"/>
+        <w:ind w:left="312"/>
       </w:pPr>
       <w:r>
         <w:rPr>
           <w:color w:val="1E293B"/>
-          <w:sz w:val="20"/>
+          <w:sz w:val="19"/>
         </w:rPr>
-        <w:t>Entrega em dupla, na pasta do Drive da semana, até sexta 25/09 às 23h59. Depois disso não entra.</w:t>
+        <w:t>Toda premissa que vocês criarem além dos anexos precisa estar escrita na entrega.</w:t>
       </w:r>
     </w:p>
     <w:p>
       <w:pPr>
-        <w:spacing w:after="100"/>
+        <w:pStyle w:val="ListBullet"/>
+        <w:spacing w:after="20"/>
+        <w:ind w:left="312"/>
       </w:pPr>
       <w:r>
         <w:rPr>
-          <w:b w:val="0"/>
-          <w:i/>
-          <w:color w:val="475569"/>
+          <w:color w:val="1E293B"/>
           <w:sz w:val="19"/>
         </w:rPr>
-        <w:t>Tudo que vocês precisam está neste documento e no relatório setorial. Premissa que vocês criarem além do Anexo A precisa estar escrita na entrega.</w:t>
+        <w:t>Entrega em dupla, na pasta do Drive, até sexta 25/09 às 23h59. Depois disso não entra.</w:t>
       </w:r>
     </w:p>
     <w:sectPr>
       <w:headerReference w:type="default" r:id="rId9"/>
       <w:footerReference w:type="default" r:id="rId10"/>
       <w:pgSz w:w="12240" w:h="15840"/>
-      <w:pgMar w:top="737" w:right="964" w:bottom="737" w:left="964" w:header="720" w:footer="720" w:gutter="0"/>
+      <w:pgMar w:top="680" w:right="964" w:bottom="680" w:left="964" w:header="720" w:footer="720" w:gutter="0"/>
       <w:cols w:space="720"/>
       <w:docGrid w:linePitch="360"/>
     </w:sectPr>
@@ -901,9 +1535,9 @@
     <w:r>
       <w:rPr>
         <w:color w:val="475569"/>
-        <w:sz w:val="16"/>
-      </w:rPr>
-      <w:t>Adaptado pelo CCU a partir de material público do PrepLounge  ·  uso interno de treinamento</w:t>
+        <w:sz w:val="15"/>
+      </w:rPr>
+      <w:t>Adaptado pelo CCU do case público da Roland Berger no PrepLounge  ·  uso interno de treinamento</w:t>
     </w:r>
   </w:p>
 </w:ftr>
@@ -921,7 +1555,7 @@
     <w:r>
       <w:drawing>
         <wp:inline xmlns:a="http://schemas.openxmlformats.org/drawingml/2006/main" xmlns:pic="http://schemas.openxmlformats.org/drawingml/2006/picture">
-          <wp:extent cx="792000" cy="380012"/>
+          <wp:extent cx="756000" cy="362739"/>
           <wp:docPr id="1" name="Picture 1"/>
           <wp:cNvGraphicFramePr>
             <a:graphicFrameLocks noChangeAspect="1"/>
@@ -942,7 +1576,7 @@
                 <pic:spPr>
                   <a:xfrm>
                     <a:off x="0" y="0"/>
-                    <a:ext cx="792000" cy="380012"/>
+                    <a:ext cx="756000" cy="362739"/>
                   </a:xfrm>
                   <a:prstGeom prst="rect"/>
                 </pic:spPr>
@@ -956,10 +1590,10 @@
       <w:rPr>
         <w:b/>
         <w:color w:val="C1272D"/>
-        <w:sz w:val="18"/>
+        <w:sz w:val="17"/>
       </w:rPr>
       <w:tab/>
-      <w:t>Ciclo de cases  ·  Semana 1  ·  Neobrokers</w:t>
+      <w:t>Ciclo de cases  ·  Semana 1  ·  Market Entry</w:t>
     </w:r>
   </w:p>
 </w:hdr>
@@ -1329,7 +1963,7 @@
     <w:qFormat/>
     <w:rsid w:val="00FC693F"/>
     <w:pPr>
-      <w:spacing w:after="100"/>
+      <w:spacing w:after="80"/>
     </w:pPr>
     <w:rPr>
       <w:rFonts w:ascii="Calibri" w:hAnsi="Calibri"/>

--- a/ciclo-de-cases/semana-01/Case 01 - FemVest (enunciado).docx
+++ b/ciclo-de-cases/semana-01/Case 01 - FemVest (enunciado).docx
@@ -17,7 +17,7 @@
     </w:p>
     <w:p>
       <w:pPr>
-        <w:spacing w:after="160"/>
+        <w:spacing w:after="140"/>
       </w:pPr>
       <w:r>
         <w:rPr>
@@ -30,22 +30,8 @@
     </w:p>
     <w:p>
       <w:pPr>
-        <w:spacing w:after="80"/>
-      </w:pPr>
-      <w:r>
-        <w:rPr>
-          <w:b w:val="0"/>
-          <w:i/>
-          <w:color w:val="475569"/>
-          <w:sz w:val="17"/>
-        </w:rPr>
-        <w:t>Adaptação do case "Launch of a Mobile Neobroker", de autoria da Roland Berger, publicado no PrepLounge. A sequência das quatro perguntas é a do original. O contexto foi reescrito e todos os números dos anexos são próprios do CCU, diferentes dos da versão publicada, então uma resolução encontrada na internet não bate com o nosso gabarito.</w:t>
-      </w:r>
-    </w:p>
-    <w:p>
-      <w:pPr>
         <w:keepNext/>
-        <w:spacing w:before="180" w:after="60"/>
+        <w:spacing w:before="160" w:after="60"/>
         <w:pBdr>
           <w:bottom w:val="single" w:sz="6" w:color="C1272D"/>
         </w:pBdr>
@@ -90,7 +76,7 @@
     <w:p>
       <w:pPr>
         <w:keepNext/>
-        <w:spacing w:before="180" w:after="60"/>
+        <w:spacing w:before="160" w:after="60"/>
         <w:pBdr>
           <w:bottom w:val="single" w:sz="6" w:color="C1272D"/>
         </w:pBdr>
@@ -112,13 +98,13 @@
         <w:tblLook w:firstColumn="1" w:firstRow="1" w:lastColumn="0" w:lastRow="0" w:noHBand="0" w:noVBand="1" w:val="04A0"/>
       </w:tblPr>
       <w:tblGrid>
-        <w:gridCol w:w="5156"/>
-        <w:gridCol w:w="5156"/>
+        <w:gridCol w:w="5213"/>
+        <w:gridCol w:w="5213"/>
       </w:tblGrid>
       <w:tr>
         <w:tc>
           <w:tcPr>
-            <w:tcW w:type="dxa" w:w="6576"/>
+            <w:tcW w:type="dxa" w:w="6690"/>
             <w:shd w:val="clear" w:fill="C1272D"/>
           </w:tcPr>
           <w:p>
@@ -158,7 +144,7 @@
       <w:tr>
         <w:tc>
           <w:tcPr>
-            <w:tcW w:type="dxa" w:w="6576"/>
+            <w:tcW w:type="dxa" w:w="6690"/>
           </w:tcPr>
           <w:p>
             <w:pPr>
@@ -187,7 +173,7 @@
                 <w:color w:val="1E293B"/>
                 <w:sz w:val="19"/>
               </w:rPr>
-              <w:t>84 milhões</w:t>
+              <w:t>83,5 milhões</w:t>
             </w:r>
           </w:p>
         </w:tc>
@@ -195,7 +181,7 @@
       <w:tr>
         <w:tc>
           <w:tcPr>
-            <w:tcW w:type="dxa" w:w="6576"/>
+            <w:tcW w:type="dxa" w:w="6690"/>
             <w:shd w:val="clear" w:fill="F8FAFC"/>
           </w:tcPr>
           <w:p>
@@ -226,7 +212,7 @@
                 <w:color w:val="1E293B"/>
                 <w:sz w:val="19"/>
               </w:rPr>
-              <w:t>50%</w:t>
+              <w:t>50,5%</w:t>
             </w:r>
           </w:p>
         </w:tc>
@@ -234,7 +220,7 @@
       <w:tr>
         <w:tc>
           <w:tcPr>
-            <w:tcW w:type="dxa" w:w="6576"/>
+            <w:tcW w:type="dxa" w:w="6690"/>
           </w:tcPr>
           <w:p>
             <w:pPr>
@@ -271,7 +257,7 @@
       <w:tr>
         <w:tc>
           <w:tcPr>
-            <w:tcW w:type="dxa" w:w="6576"/>
+            <w:tcW w:type="dxa" w:w="6690"/>
             <w:shd w:val="clear" w:fill="F8FAFC"/>
           </w:tcPr>
           <w:p>
@@ -310,7 +296,7 @@
       <w:tr>
         <w:tc>
           <w:tcPr>
-            <w:tcW w:type="dxa" w:w="6576"/>
+            <w:tcW w:type="dxa" w:w="6690"/>
           </w:tcPr>
           <w:p>
             <w:pPr>
@@ -347,7 +333,7 @@
       <w:tr>
         <w:tc>
           <w:tcPr>
-            <w:tcW w:type="dxa" w:w="6576"/>
+            <w:tcW w:type="dxa" w:w="6690"/>
             <w:shd w:val="clear" w:fill="F8FAFC"/>
           </w:tcPr>
           <w:p>
@@ -386,7 +372,7 @@
       <w:tr>
         <w:tc>
           <w:tcPr>
-            <w:tcW w:type="dxa" w:w="6576"/>
+            <w:tcW w:type="dxa" w:w="6690"/>
           </w:tcPr>
           <w:p>
             <w:pPr>
@@ -429,7 +415,7 @@
     <w:p>
       <w:pPr>
         <w:keepNext/>
-        <w:spacing w:before="180" w:after="60"/>
+        <w:spacing w:before="160" w:after="60"/>
         <w:pBdr>
           <w:bottom w:val="single" w:sz="6" w:color="C1272D"/>
         </w:pBdr>
@@ -451,13 +437,13 @@
         <w:tblLook w:firstColumn="1" w:firstRow="1" w:lastColumn="0" w:lastRow="0" w:noHBand="0" w:noVBand="1" w:val="04A0"/>
       </w:tblPr>
       <w:tblGrid>
-        <w:gridCol w:w="5156"/>
-        <w:gridCol w:w="5156"/>
+        <w:gridCol w:w="5213"/>
+        <w:gridCol w:w="5213"/>
       </w:tblGrid>
       <w:tr>
         <w:tc>
           <w:tcPr>
-            <w:tcW w:type="dxa" w:w="6576"/>
+            <w:tcW w:type="dxa" w:w="6690"/>
             <w:shd w:val="clear" w:fill="C1272D"/>
           </w:tcPr>
           <w:p>
@@ -497,7 +483,7 @@
       <w:tr>
         <w:tc>
           <w:tcPr>
-            <w:tcW w:type="dxa" w:w="6576"/>
+            <w:tcW w:type="dxa" w:w="6690"/>
           </w:tcPr>
           <w:p>
             <w:pPr>
@@ -534,7 +520,7 @@
       <w:tr>
         <w:tc>
           <w:tcPr>
-            <w:tcW w:type="dxa" w:w="6576"/>
+            <w:tcW w:type="dxa" w:w="6690"/>
             <w:shd w:val="clear" w:fill="F8FAFC"/>
           </w:tcPr>
           <w:p>
@@ -573,7 +559,7 @@
       <w:tr>
         <w:tc>
           <w:tcPr>
-            <w:tcW w:type="dxa" w:w="6576"/>
+            <w:tcW w:type="dxa" w:w="6690"/>
           </w:tcPr>
           <w:p>
             <w:pPr>
@@ -610,7 +596,7 @@
       <w:tr>
         <w:tc>
           <w:tcPr>
-            <w:tcW w:type="dxa" w:w="6576"/>
+            <w:tcW w:type="dxa" w:w="6690"/>
             <w:shd w:val="clear" w:fill="F8FAFC"/>
           </w:tcPr>
           <w:p>
@@ -649,7 +635,7 @@
       <w:tr>
         <w:tc>
           <w:tcPr>
-            <w:tcW w:type="dxa" w:w="6576"/>
+            <w:tcW w:type="dxa" w:w="6690"/>
           </w:tcPr>
           <w:p>
             <w:pPr>
@@ -686,7 +672,7 @@
       <w:tr>
         <w:tc>
           <w:tcPr>
-            <w:tcW w:type="dxa" w:w="6576"/>
+            <w:tcW w:type="dxa" w:w="6690"/>
             <w:shd w:val="clear" w:fill="F8FAFC"/>
           </w:tcPr>
           <w:p>
@@ -739,13 +725,13 @@
           <w:color w:val="475569"/>
           <w:sz w:val="18"/>
         </w:rPr>
-        <w:t>Atenção: a forma de aplicar o custo de aquisição faz parte do que vocês precisam decidir e justificar. Escrevam na entrega qual premissa adotaram.</w:t>
+        <w:t>A forma de aplicar o custo de aquisição faz parte do que vocês precisam decidir e justificar. Escrevam na entrega qual premissa adotaram.</w:t>
       </w:r>
     </w:p>
     <w:p>
       <w:pPr>
         <w:keepNext/>
-        <w:spacing w:before="180" w:after="60"/>
+        <w:spacing w:before="160" w:after="60"/>
         <w:pBdr>
           <w:bottom w:val="single" w:sz="6" w:color="C1272D"/>
         </w:pBdr>
@@ -761,482 +747,62 @@
     </w:p>
     <w:p>
       <w:pPr>
-        <w:spacing w:after="60"/>
+        <w:spacing w:before="40" w:after="40"/>
+        <w:jc w:val="center"/>
+      </w:pPr>
+      <w:r>
+        <w:drawing>
+          <wp:inline xmlns:a="http://schemas.openxmlformats.org/drawingml/2006/main" xmlns:pic="http://schemas.openxmlformats.org/drawingml/2006/picture">
+            <wp:extent cx="4752000" cy="2489143"/>
+            <wp:docPr id="1" name="Picture 1"/>
+            <wp:cNvGraphicFramePr>
+              <a:graphicFrameLocks noChangeAspect="1"/>
+            </wp:cNvGraphicFramePr>
+            <a:graphic>
+              <a:graphicData uri="http://schemas.openxmlformats.org/drawingml/2006/picture">
+                <pic:pic>
+                  <pic:nvPicPr>
+                    <pic:cNvPr id="0" name="grafico-uso-produto.png"/>
+                    <pic:cNvPicPr/>
+                  </pic:nvPicPr>
+                  <pic:blipFill>
+                    <a:blip r:embed="rId11"/>
+                    <a:stretch>
+                      <a:fillRect/>
+                    </a:stretch>
+                  </pic:blipFill>
+                  <pic:spPr>
+                    <a:xfrm>
+                      <a:off x="0" y="0"/>
+                      <a:ext cx="4752000" cy="2489143"/>
+                    </a:xfrm>
+                    <a:prstGeom prst="rect"/>
+                  </pic:spPr>
+                </pic:pic>
+              </a:graphicData>
+            </a:graphic>
+          </wp:inline>
+        </w:drawing>
+      </w:r>
+    </w:p>
+    <w:p>
+      <w:pPr>
+        <w:spacing w:after="40"/>
       </w:pPr>
       <w:r>
         <w:rPr>
           <w:b w:val="0"/>
-          <w:i w:val="0"/>
+          <w:i/>
           <w:color w:val="475569"/>
-          <w:sz w:val="18"/>
+          <w:sz w:val="17"/>
         </w:rPr>
-        <w:t>Percentual que declara usar ou ter interesse em cada produto, entre investidores de até 35 anos.</w:t>
+        <w:t>A diferença entre as barras é o que justifica a priorização, e ela não vai no mesmo sentido em todas as linhas.</w:t>
       </w:r>
-    </w:p>
-    <w:tbl>
-      <w:tblPr>
-        <w:tblStyle w:val="TableGrid"/>
-        <w:tblW w:type="auto" w:w="0"/>
-        <w:jc w:val="left"/>
-        <w:tblLook w:firstColumn="1" w:firstRow="1" w:lastColumn="0" w:lastRow="0" w:noHBand="0" w:noVBand="1" w:val="04A0"/>
-      </w:tblPr>
-      <w:tblGrid>
-        <w:gridCol w:w="2578"/>
-        <w:gridCol w:w="2578"/>
-        <w:gridCol w:w="2578"/>
-        <w:gridCol w:w="2578"/>
-      </w:tblGrid>
-      <w:tr>
-        <w:tc>
-          <w:tcPr>
-            <w:tcW w:type="dxa" w:w="2835"/>
-            <w:shd w:val="clear" w:fill="C1272D"/>
-          </w:tcPr>
-          <w:p>
-            <w:pPr>
-              <w:spacing w:after="0"/>
-            </w:pPr>
-            <w:r>
-              <w:rPr>
-                <w:b/>
-                <w:color w:val="FFFFFF"/>
-                <w:sz w:val="17"/>
-              </w:rPr>
-              <w:t>Produto</w:t>
-            </w:r>
-          </w:p>
-        </w:tc>
-        <w:tc>
-          <w:tcPr>
-            <w:tcW w:type="dxa" w:w="1814"/>
-            <w:shd w:val="clear" w:fill="C1272D"/>
-          </w:tcPr>
-          <w:p>
-            <w:pPr>
-              <w:spacing w:after="0"/>
-            </w:pPr>
-            <w:r>
-              <w:rPr>
-                <w:b/>
-                <w:color w:val="FFFFFF"/>
-                <w:sz w:val="17"/>
-              </w:rPr>
-              <w:t>Homens</w:t>
-            </w:r>
-          </w:p>
-        </w:tc>
-        <w:tc>
-          <w:tcPr>
-            <w:tcW w:type="dxa" w:w="1814"/>
-            <w:shd w:val="clear" w:fill="C1272D"/>
-          </w:tcPr>
-          <w:p>
-            <w:pPr>
-              <w:spacing w:after="0"/>
-            </w:pPr>
-            <w:r>
-              <w:rPr>
-                <w:b/>
-                <w:color w:val="FFFFFF"/>
-                <w:sz w:val="17"/>
-              </w:rPr>
-              <w:t>Mulheres</w:t>
-            </w:r>
-          </w:p>
-        </w:tc>
-        <w:tc>
-          <w:tcPr>
-            <w:tcW w:type="dxa" w:w="3175"/>
-            <w:shd w:val="clear" w:fill="C1272D"/>
-          </w:tcPr>
-          <w:p>
-            <w:pPr>
-              <w:spacing w:after="0"/>
-            </w:pPr>
-            <w:r>
-              <w:rPr>
-                <w:b/>
-                <w:color w:val="FFFFFF"/>
-                <w:sz w:val="17"/>
-              </w:rPr>
-              <w:t>Diferença</w:t>
-            </w:r>
-          </w:p>
-        </w:tc>
-      </w:tr>
-      <w:tr>
-        <w:tc>
-          <w:tcPr>
-            <w:tcW w:type="dxa" w:w="2835"/>
-          </w:tcPr>
-          <w:p>
-            <w:pPr>
-              <w:spacing w:after="0"/>
-            </w:pPr>
-            <w:r>
-              <w:rPr>
-                <w:b/>
-                <w:color w:val="1E293B"/>
-                <w:sz w:val="18"/>
-              </w:rPr>
-              <w:t>ETFs</w:t>
-            </w:r>
-          </w:p>
-        </w:tc>
-        <w:tc>
-          <w:tcPr>
-            <w:tcW w:type="dxa" w:w="1814"/>
-          </w:tcPr>
-          <w:p>
-            <w:pPr>
-              <w:spacing w:after="0"/>
-            </w:pPr>
-            <w:r>
-              <w:rPr>
-                <w:color w:val="1E293B"/>
-                <w:sz w:val="18"/>
-              </w:rPr>
-              <w:t>81%</w:t>
-            </w:r>
-          </w:p>
-        </w:tc>
-        <w:tc>
-          <w:tcPr>
-            <w:tcW w:type="dxa" w:w="1814"/>
-          </w:tcPr>
-          <w:p>
-            <w:pPr>
-              <w:spacing w:after="0"/>
-            </w:pPr>
-            <w:r>
-              <w:rPr>
-                <w:color w:val="1E293B"/>
-                <w:sz w:val="18"/>
-              </w:rPr>
-              <w:t>79%</w:t>
-            </w:r>
-          </w:p>
-        </w:tc>
-        <w:tc>
-          <w:tcPr>
-            <w:tcW w:type="dxa" w:w="3175"/>
-          </w:tcPr>
-          <w:p>
-            <w:pPr>
-              <w:spacing w:after="0"/>
-            </w:pPr>
-            <w:r>
-              <w:rPr>
-                <w:color w:val="1E293B"/>
-                <w:sz w:val="18"/>
-              </w:rPr>
-              <w:t>2 p.p.</w:t>
-            </w:r>
-          </w:p>
-        </w:tc>
-      </w:tr>
-      <w:tr>
-        <w:tc>
-          <w:tcPr>
-            <w:tcW w:type="dxa" w:w="2835"/>
-            <w:shd w:val="clear" w:fill="F8FAFC"/>
-          </w:tcPr>
-          <w:p>
-            <w:pPr>
-              <w:spacing w:after="0"/>
-            </w:pPr>
-            <w:r>
-              <w:rPr>
-                <w:b/>
-                <w:color w:val="1E293B"/>
-                <w:sz w:val="18"/>
-              </w:rPr>
-              <w:t>Ações individuais</w:t>
-            </w:r>
-          </w:p>
-        </w:tc>
-        <w:tc>
-          <w:tcPr>
-            <w:tcW w:type="dxa" w:w="1814"/>
-            <w:shd w:val="clear" w:fill="F8FAFC"/>
-          </w:tcPr>
-          <w:p>
-            <w:pPr>
-              <w:spacing w:after="0"/>
-            </w:pPr>
-            <w:r>
-              <w:rPr>
-                <w:color w:val="1E293B"/>
-                <w:sz w:val="18"/>
-              </w:rPr>
-              <w:t>71%</w:t>
-            </w:r>
-          </w:p>
-        </w:tc>
-        <w:tc>
-          <w:tcPr>
-            <w:tcW w:type="dxa" w:w="1814"/>
-            <w:shd w:val="clear" w:fill="F8FAFC"/>
-          </w:tcPr>
-          <w:p>
-            <w:pPr>
-              <w:spacing w:after="0"/>
-            </w:pPr>
-            <w:r>
-              <w:rPr>
-                <w:color w:val="1E293B"/>
-                <w:sz w:val="18"/>
-              </w:rPr>
-              <w:t>52%</w:t>
-            </w:r>
-          </w:p>
-        </w:tc>
-        <w:tc>
-          <w:tcPr>
-            <w:tcW w:type="dxa" w:w="3175"/>
-            <w:shd w:val="clear" w:fill="F8FAFC"/>
-          </w:tcPr>
-          <w:p>
-            <w:pPr>
-              <w:spacing w:after="0"/>
-            </w:pPr>
-            <w:r>
-              <w:rPr>
-                <w:color w:val="1E293B"/>
-                <w:sz w:val="18"/>
-              </w:rPr>
-              <w:t>19 p.p.</w:t>
-            </w:r>
-          </w:p>
-        </w:tc>
-      </w:tr>
-      <w:tr>
-        <w:tc>
-          <w:tcPr>
-            <w:tcW w:type="dxa" w:w="2835"/>
-          </w:tcPr>
-          <w:p>
-            <w:pPr>
-              <w:spacing w:after="0"/>
-            </w:pPr>
-            <w:r>
-              <w:rPr>
-                <w:b/>
-                <w:color w:val="1E293B"/>
-                <w:sz w:val="18"/>
-              </w:rPr>
-              <w:t>Poupança e renda fixa</w:t>
-            </w:r>
-          </w:p>
-        </w:tc>
-        <w:tc>
-          <w:tcPr>
-            <w:tcW w:type="dxa" w:w="1814"/>
-          </w:tcPr>
-          <w:p>
-            <w:pPr>
-              <w:spacing w:after="0"/>
-            </w:pPr>
-            <w:r>
-              <w:rPr>
-                <w:color w:val="1E293B"/>
-                <w:sz w:val="18"/>
-              </w:rPr>
-              <w:t>33%</w:t>
-            </w:r>
-          </w:p>
-        </w:tc>
-        <w:tc>
-          <w:tcPr>
-            <w:tcW w:type="dxa" w:w="1814"/>
-          </w:tcPr>
-          <w:p>
-            <w:pPr>
-              <w:spacing w:after="0"/>
-            </w:pPr>
-            <w:r>
-              <w:rPr>
-                <w:color w:val="1E293B"/>
-                <w:sz w:val="18"/>
-              </w:rPr>
-              <w:t>36%</w:t>
-            </w:r>
-          </w:p>
-        </w:tc>
-        <w:tc>
-          <w:tcPr>
-            <w:tcW w:type="dxa" w:w="3175"/>
-          </w:tcPr>
-          <w:p>
-            <w:pPr>
-              <w:spacing w:after="0"/>
-            </w:pPr>
-            <w:r>
-              <w:rPr>
-                <w:color w:val="1E293B"/>
-                <w:sz w:val="18"/>
-              </w:rPr>
-              <w:t>3 p.p. a favor das mulheres</w:t>
-            </w:r>
-          </w:p>
-        </w:tc>
-      </w:tr>
-      <w:tr>
-        <w:tc>
-          <w:tcPr>
-            <w:tcW w:type="dxa" w:w="2835"/>
-            <w:shd w:val="clear" w:fill="F8FAFC"/>
-          </w:tcPr>
-          <w:p>
-            <w:pPr>
-              <w:spacing w:after="0"/>
-            </w:pPr>
-            <w:r>
-              <w:rPr>
-                <w:b/>
-                <w:color w:val="1E293B"/>
-                <w:sz w:val="18"/>
-              </w:rPr>
-              <w:t>Criptomoedas</w:t>
-            </w:r>
-          </w:p>
-        </w:tc>
-        <w:tc>
-          <w:tcPr>
-            <w:tcW w:type="dxa" w:w="1814"/>
-            <w:shd w:val="clear" w:fill="F8FAFC"/>
-          </w:tcPr>
-          <w:p>
-            <w:pPr>
-              <w:spacing w:after="0"/>
-            </w:pPr>
-            <w:r>
-              <w:rPr>
-                <w:color w:val="1E293B"/>
-                <w:sz w:val="18"/>
-              </w:rPr>
-              <w:t>41%</w:t>
-            </w:r>
-          </w:p>
-        </w:tc>
-        <w:tc>
-          <w:tcPr>
-            <w:tcW w:type="dxa" w:w="1814"/>
-            <w:shd w:val="clear" w:fill="F8FAFC"/>
-          </w:tcPr>
-          <w:p>
-            <w:pPr>
-              <w:spacing w:after="0"/>
-            </w:pPr>
-            <w:r>
-              <w:rPr>
-                <w:color w:val="1E293B"/>
-                <w:sz w:val="18"/>
-              </w:rPr>
-              <w:t>15%</w:t>
-            </w:r>
-          </w:p>
-        </w:tc>
-        <w:tc>
-          <w:tcPr>
-            <w:tcW w:type="dxa" w:w="3175"/>
-            <w:shd w:val="clear" w:fill="F8FAFC"/>
-          </w:tcPr>
-          <w:p>
-            <w:pPr>
-              <w:spacing w:after="0"/>
-            </w:pPr>
-            <w:r>
-              <w:rPr>
-                <w:color w:val="1E293B"/>
-                <w:sz w:val="18"/>
-              </w:rPr>
-              <w:t>26 p.p.</w:t>
-            </w:r>
-          </w:p>
-        </w:tc>
-      </w:tr>
-      <w:tr>
-        <w:tc>
-          <w:tcPr>
-            <w:tcW w:type="dxa" w:w="2835"/>
-          </w:tcPr>
-          <w:p>
-            <w:pPr>
-              <w:spacing w:after="0"/>
-            </w:pPr>
-            <w:r>
-              <w:rPr>
-                <w:b/>
-                <w:color w:val="1E293B"/>
-                <w:sz w:val="18"/>
-              </w:rPr>
-              <w:t>Fundos temáticos e ESG</w:t>
-            </w:r>
-          </w:p>
-        </w:tc>
-        <w:tc>
-          <w:tcPr>
-            <w:tcW w:type="dxa" w:w="1814"/>
-          </w:tcPr>
-          <w:p>
-            <w:pPr>
-              <w:spacing w:after="0"/>
-            </w:pPr>
-            <w:r>
-              <w:rPr>
-                <w:color w:val="1E293B"/>
-                <w:sz w:val="18"/>
-              </w:rPr>
-              <w:t>22%</w:t>
-            </w:r>
-          </w:p>
-        </w:tc>
-        <w:tc>
-          <w:tcPr>
-            <w:tcW w:type="dxa" w:w="1814"/>
-          </w:tcPr>
-          <w:p>
-            <w:pPr>
-              <w:spacing w:after="0"/>
-            </w:pPr>
-            <w:r>
-              <w:rPr>
-                <w:color w:val="1E293B"/>
-                <w:sz w:val="18"/>
-              </w:rPr>
-              <w:t>34%</w:t>
-            </w:r>
-          </w:p>
-        </w:tc>
-        <w:tc>
-          <w:tcPr>
-            <w:tcW w:type="dxa" w:w="3175"/>
-          </w:tcPr>
-          <w:p>
-            <w:pPr>
-              <w:spacing w:after="0"/>
-            </w:pPr>
-            <w:r>
-              <w:rPr>
-                <w:color w:val="1E293B"/>
-                <w:sz w:val="18"/>
-              </w:rPr>
-              <w:t>12 p.p. a favor das mulheres</w:t>
-            </w:r>
-          </w:p>
-        </w:tc>
-      </w:tr>
-    </w:tbl>
-    <w:p>
-      <w:pPr>
-        <w:spacing w:after="0"/>
-      </w:pPr>
     </w:p>
     <w:p>
       <w:pPr>
         <w:keepNext/>
-        <w:spacing w:before="180" w:after="60"/>
+        <w:spacing w:before="160" w:after="60"/>
         <w:pBdr>
           <w:bottom w:val="single" w:sz="6" w:color="C1272D"/>
         </w:pBdr>
@@ -1260,14 +826,14 @@
         <w:rPr>
           <w:b/>
           <w:color w:val="1E293B"/>
-          <w:sz w:val="20"/>
+          <w:sz w:val="19"/>
         </w:rPr>
         <w:t xml:space="preserve">Preferências do público: </w:t>
       </w:r>
       <w:r>
         <w:rPr>
           <w:color w:val="1E293B"/>
-          <w:sz w:val="20"/>
+          <w:sz w:val="19"/>
         </w:rPr>
         <w:t>autosserviço no dia a dia, com apoio consultivo disponível quando necessário. Sinais de segurança e confiança pesam muito. Taxa baixa é o principal critério de escolha de corretora.</w:t>
       </w:r>
@@ -1282,14 +848,14 @@
         <w:rPr>
           <w:b/>
           <w:color w:val="1E293B"/>
-          <w:sz w:val="20"/>
+          <w:sz w:val="19"/>
         </w:rPr>
         <w:t xml:space="preserve">O que o setor já trata como obrigatório: </w:t>
       </w:r>
       <w:r>
         <w:rPr>
           <w:color w:val="1E293B"/>
-          <w:sz w:val="20"/>
+          <w:sz w:val="19"/>
         </w:rPr>
         <w:t>aplicativo em primeiro lugar, liderança de custo, elementos de jogo e velocidade de execução.</w:t>
       </w:r>
@@ -1304,36 +870,44 @@
         <w:rPr>
           <w:b/>
           <w:color w:val="1E293B"/>
-          <w:sz w:val="20"/>
+          <w:sz w:val="19"/>
         </w:rPr>
         <w:t xml:space="preserve">Necessidades específicas do público-alvo: </w:t>
       </w:r>
       <w:r>
         <w:rPr>
           <w:color w:val="1E293B"/>
-          <w:sz w:val="20"/>
+          <w:sz w:val="19"/>
         </w:rPr>
         <w:t>segurança, transparência, ESG, comunidade e educação financeira sem jargão.</w:t>
       </w:r>
     </w:p>
     <w:p>
       <w:pPr>
-        <w:spacing w:after="80"/>
+        <w:pStyle w:val="ListBullet"/>
+        <w:spacing w:after="20"/>
+        <w:ind w:left="312"/>
       </w:pPr>
       <w:r>
         <w:rPr>
-          <w:b w:val="0"/>
-          <w:i/>
-          <w:color w:val="475569"/>
-          <w:sz w:val="18"/>
+          <w:b/>
+          <w:color w:val="1E293B"/>
+          <w:sz w:val="19"/>
         </w:rPr>
-        <w:t>Nota do CCU, fora do case original: o pagamento por direcionamento de ordens, o PFOF, está proibido na União Europeia pelo artigo 39a do MiFIR, e desde 1º de julho de 2026 a proibição vale integralmente na Alemanha. Vale considerar isso ao propor o modelo de receita.</w:t>
+        <w:t xml:space="preserve">Restrição regulatória: </w:t>
+      </w:r>
+      <w:r>
+        <w:rPr>
+          <w:color w:val="1E293B"/>
+          <w:sz w:val="19"/>
+        </w:rPr>
+        <w:t>o pagamento por direcionamento de ordens, o PFOF, está proibido na União Europeia pelo artigo 39a do MiFIR, e desde 1º de julho de 2026 a proibição vale integralmente na Alemanha.</w:t>
       </w:r>
     </w:p>
     <w:p>
       <w:pPr>
         <w:keepNext/>
-        <w:spacing w:before="180" w:after="60"/>
+        <w:spacing w:before="160" w:after="60"/>
         <w:pBdr>
           <w:bottom w:val="single" w:sz="6" w:color="C1272D"/>
         </w:pBdr>
@@ -1430,7 +1004,7 @@
     <w:p>
       <w:pPr>
         <w:keepNext/>
-        <w:spacing w:before="180" w:after="60"/>
+        <w:spacing w:before="160" w:after="60"/>
         <w:pBdr>
           <w:bottom w:val="single" w:sz="6" w:color="C1272D"/>
         </w:pBdr>
@@ -1518,7 +1092,7 @@
       <w:headerReference w:type="default" r:id="rId9"/>
       <w:footerReference w:type="default" r:id="rId10"/>
       <w:pgSz w:w="12240" w:h="15840"/>
-      <w:pgMar w:top="680" w:right="964" w:bottom="680" w:left="964" w:header="720" w:footer="720" w:gutter="0"/>
+      <w:pgMar w:top="680" w:right="907" w:bottom="624" w:left="907" w:header="720" w:footer="720" w:gutter="0"/>
       <w:cols w:space="720"/>
       <w:docGrid w:linePitch="360"/>
     </w:sectPr>
@@ -1537,7 +1111,7 @@
         <w:color w:val="475569"/>
         <w:sz w:val="15"/>
       </w:rPr>
-      <w:t>Adaptado pelo CCU do case público da Roland Berger no PrepLounge  ·  uso interno de treinamento</w:t>
+      <w:t>Clube de Consultoria Universitário  ·  Gestão de Pessoas  ·  uso interno de treinamento</w:t>
     </w:r>
   </w:p>
 </w:ftr>
@@ -1549,7 +1123,7 @@
     <w:pPr>
       <w:pStyle w:val="Header"/>
       <w:tabs>
-        <w:tab w:pos="9978" w:val="right"/>
+        <w:tab w:pos="10091" w:val="right"/>
       </w:tabs>
     </w:pPr>
     <w:r>

--- a/ciclo-de-cases/semana-01/Case 01 - FemVest (enunciado).docx
+++ b/ciclo-de-cases/semana-01/Case 01 - FemVest (enunciado).docx
@@ -753,7 +753,7 @@
       <w:r>
         <w:drawing>
           <wp:inline xmlns:a="http://schemas.openxmlformats.org/drawingml/2006/main" xmlns:pic="http://schemas.openxmlformats.org/drawingml/2006/picture">
-            <wp:extent cx="4752000" cy="2489143"/>
+            <wp:extent cx="4752000" cy="2790486"/>
             <wp:docPr id="1" name="Picture 1"/>
             <wp:cNvGraphicFramePr>
               <a:graphicFrameLocks noChangeAspect="1"/>
@@ -774,7 +774,7 @@
                   <pic:spPr>
                     <a:xfrm>
                       <a:off x="0" y="0"/>
-                      <a:ext cx="4752000" cy="2489143"/>
+                      <a:ext cx="4752000" cy="2790486"/>
                     </a:xfrm>
                     <a:prstGeom prst="rect"/>
                   </pic:spPr>

--- a/ciclo-de-cases/semana-01/Case 01 - FemVest (enunciado).docx
+++ b/ciclo-de-cases/semana-01/Case 01 - FemVest (enunciado).docx
@@ -25,13 +25,13 @@
           <w:color w:val="475569"/>
           <w:sz w:val="18"/>
         </w:rPr>
-        <w:t>Lançamento de um neobroker mobile na Alemanha  ·  entrega até sexta 25/09 às 23h59  ·  dupla  ·  máximo 5 slides ou 2 páginas</w:t>
+        <w:t>Lançamento de um neobroker mobile na Alemanha  ·  entrega em dupla  ·  até sexta 25/09 às 23h59</w:t>
       </w:r>
     </w:p>
     <w:p>
       <w:pPr>
         <w:keepNext/>
-        <w:spacing w:before="160" w:after="60"/>
+        <w:spacing w:before="180" w:after="60"/>
         <w:pBdr>
           <w:bottom w:val="single" w:sz="6" w:color="C1272D"/>
         </w:pBdr>
@@ -76,7 +76,7 @@
     <w:p>
       <w:pPr>
         <w:keepNext/>
-        <w:spacing w:before="160" w:after="60"/>
+        <w:spacing w:before="180" w:after="60"/>
         <w:pBdr>
           <w:bottom w:val="single" w:sz="6" w:color="C1272D"/>
         </w:pBdr>
@@ -145,10 +145,11 @@
         <w:tc>
           <w:tcPr>
             <w:tcW w:type="dxa" w:w="6690"/>
+            <w:shd w:val="clear" w:fill="F8FAFC"/>
           </w:tcPr>
           <w:p>
             <w:pPr>
-              <w:spacing w:after="0"/>
+              <w:spacing w:after="20"/>
             </w:pPr>
             <w:r>
               <w:rPr>
@@ -166,7 +167,7 @@
           </w:tcPr>
           <w:p>
             <w:pPr>
-              <w:spacing w:after="0"/>
+              <w:spacing w:after="20"/>
             </w:pPr>
             <w:r>
               <w:rPr>
@@ -186,7 +187,7 @@
           </w:tcPr>
           <w:p>
             <w:pPr>
-              <w:spacing w:after="0"/>
+              <w:spacing w:after="20"/>
             </w:pPr>
             <w:r>
               <w:rPr>
@@ -201,11 +202,10 @@
         <w:tc>
           <w:tcPr>
             <w:tcW w:type="dxa" w:w="3061"/>
-            <w:shd w:val="clear" w:fill="F8FAFC"/>
           </w:tcPr>
           <w:p>
             <w:pPr>
-              <w:spacing w:after="0"/>
+              <w:spacing w:after="20"/>
             </w:pPr>
             <w:r>
               <w:rPr>
@@ -221,10 +221,11 @@
         <w:tc>
           <w:tcPr>
             <w:tcW w:type="dxa" w:w="6690"/>
+            <w:shd w:val="clear" w:fill="F8FAFC"/>
           </w:tcPr>
           <w:p>
             <w:pPr>
-              <w:spacing w:after="0"/>
+              <w:spacing w:after="20"/>
             </w:pPr>
             <w:r>
               <w:rPr>
@@ -242,7 +243,7 @@
           </w:tcPr>
           <w:p>
             <w:pPr>
-              <w:spacing w:after="0"/>
+              <w:spacing w:after="20"/>
             </w:pPr>
             <w:r>
               <w:rPr>
@@ -262,7 +263,7 @@
           </w:tcPr>
           <w:p>
             <w:pPr>
-              <w:spacing w:after="0"/>
+              <w:spacing w:after="20"/>
             </w:pPr>
             <w:r>
               <w:rPr>
@@ -277,11 +278,10 @@
         <w:tc>
           <w:tcPr>
             <w:tcW w:type="dxa" w:w="3061"/>
-            <w:shd w:val="clear" w:fill="F8FAFC"/>
           </w:tcPr>
           <w:p>
             <w:pPr>
-              <w:spacing w:after="0"/>
+              <w:spacing w:after="20"/>
             </w:pPr>
             <w:r>
               <w:rPr>
@@ -297,10 +297,11 @@
         <w:tc>
           <w:tcPr>
             <w:tcW w:type="dxa" w:w="6690"/>
+            <w:shd w:val="clear" w:fill="F8FAFC"/>
           </w:tcPr>
           <w:p>
             <w:pPr>
-              <w:spacing w:after="0"/>
+              <w:spacing w:after="20"/>
             </w:pPr>
             <w:r>
               <w:rPr>
@@ -318,7 +319,7 @@
           </w:tcPr>
           <w:p>
             <w:pPr>
-              <w:spacing w:after="0"/>
+              <w:spacing w:after="20"/>
             </w:pPr>
             <w:r>
               <w:rPr>
@@ -338,7 +339,7 @@
           </w:tcPr>
           <w:p>
             <w:pPr>
-              <w:spacing w:after="0"/>
+              <w:spacing w:after="20"/>
             </w:pPr>
             <w:r>
               <w:rPr>
@@ -353,11 +354,10 @@
         <w:tc>
           <w:tcPr>
             <w:tcW w:type="dxa" w:w="3061"/>
-            <w:shd w:val="clear" w:fill="F8FAFC"/>
           </w:tcPr>
           <w:p>
             <w:pPr>
-              <w:spacing w:after="0"/>
+              <w:spacing w:after="20"/>
             </w:pPr>
             <w:r>
               <w:rPr>
@@ -373,10 +373,11 @@
         <w:tc>
           <w:tcPr>
             <w:tcW w:type="dxa" w:w="6690"/>
+            <w:shd w:val="clear" w:fill="F8FAFC"/>
           </w:tcPr>
           <w:p>
             <w:pPr>
-              <w:spacing w:after="0"/>
+              <w:spacing w:after="20"/>
             </w:pPr>
             <w:r>
               <w:rPr>
@@ -394,7 +395,7 @@
           </w:tcPr>
           <w:p>
             <w:pPr>
-              <w:spacing w:after="0"/>
+              <w:spacing w:after="20"/>
             </w:pPr>
             <w:r>
               <w:rPr>
@@ -415,7 +416,7 @@
     <w:p>
       <w:pPr>
         <w:keepNext/>
-        <w:spacing w:before="160" w:after="60"/>
+        <w:spacing w:before="180" w:after="60"/>
         <w:pBdr>
           <w:bottom w:val="single" w:sz="6" w:color="C1272D"/>
         </w:pBdr>
@@ -484,10 +485,11 @@
         <w:tc>
           <w:tcPr>
             <w:tcW w:type="dxa" w:w="6690"/>
+            <w:shd w:val="clear" w:fill="F8FAFC"/>
           </w:tcPr>
           <w:p>
             <w:pPr>
-              <w:spacing w:after="0"/>
+              <w:spacing w:after="20"/>
             </w:pPr>
             <w:r>
               <w:rPr>
@@ -505,7 +507,7 @@
           </w:tcPr>
           <w:p>
             <w:pPr>
-              <w:spacing w:after="0"/>
+              <w:spacing w:after="20"/>
             </w:pPr>
             <w:r>
               <w:rPr>
@@ -525,7 +527,7 @@
           </w:tcPr>
           <w:p>
             <w:pPr>
-              <w:spacing w:after="0"/>
+              <w:spacing w:after="20"/>
             </w:pPr>
             <w:r>
               <w:rPr>
@@ -540,11 +542,10 @@
         <w:tc>
           <w:tcPr>
             <w:tcW w:type="dxa" w:w="3061"/>
-            <w:shd w:val="clear" w:fill="F8FAFC"/>
           </w:tcPr>
           <w:p>
             <w:pPr>
-              <w:spacing w:after="0"/>
+              <w:spacing w:after="20"/>
             </w:pPr>
             <w:r>
               <w:rPr>
@@ -560,10 +561,11 @@
         <w:tc>
           <w:tcPr>
             <w:tcW w:type="dxa" w:w="6690"/>
+            <w:shd w:val="clear" w:fill="F8FAFC"/>
           </w:tcPr>
           <w:p>
             <w:pPr>
-              <w:spacing w:after="0"/>
+              <w:spacing w:after="20"/>
             </w:pPr>
             <w:r>
               <w:rPr>
@@ -581,7 +583,7 @@
           </w:tcPr>
           <w:p>
             <w:pPr>
-              <w:spacing w:after="0"/>
+              <w:spacing w:after="20"/>
             </w:pPr>
             <w:r>
               <w:rPr>
@@ -601,7 +603,7 @@
           </w:tcPr>
           <w:p>
             <w:pPr>
-              <w:spacing w:after="0"/>
+              <w:spacing w:after="20"/>
             </w:pPr>
             <w:r>
               <w:rPr>
@@ -616,11 +618,10 @@
         <w:tc>
           <w:tcPr>
             <w:tcW w:type="dxa" w:w="3061"/>
-            <w:shd w:val="clear" w:fill="F8FAFC"/>
           </w:tcPr>
           <w:p>
             <w:pPr>
-              <w:spacing w:after="0"/>
+              <w:spacing w:after="20"/>
             </w:pPr>
             <w:r>
               <w:rPr>
@@ -636,10 +637,11 @@
         <w:tc>
           <w:tcPr>
             <w:tcW w:type="dxa" w:w="6690"/>
+            <w:shd w:val="clear" w:fill="F8FAFC"/>
           </w:tcPr>
           <w:p>
             <w:pPr>
-              <w:spacing w:after="0"/>
+              <w:spacing w:after="20"/>
             </w:pPr>
             <w:r>
               <w:rPr>
@@ -657,7 +659,7 @@
           </w:tcPr>
           <w:p>
             <w:pPr>
-              <w:spacing w:after="0"/>
+              <w:spacing w:after="20"/>
             </w:pPr>
             <w:r>
               <w:rPr>
@@ -677,7 +679,7 @@
           </w:tcPr>
           <w:p>
             <w:pPr>
-              <w:spacing w:after="0"/>
+              <w:spacing w:after="20"/>
             </w:pPr>
             <w:r>
               <w:rPr>
@@ -692,11 +694,10 @@
         <w:tc>
           <w:tcPr>
             <w:tcW w:type="dxa" w:w="3061"/>
-            <w:shd w:val="clear" w:fill="F8FAFC"/>
           </w:tcPr>
           <w:p>
             <w:pPr>
-              <w:spacing w:after="0"/>
+              <w:spacing w:after="20"/>
             </w:pPr>
             <w:r>
               <w:rPr>
@@ -725,13 +726,13 @@
           <w:color w:val="475569"/>
           <w:sz w:val="18"/>
         </w:rPr>
-        <w:t>A forma de aplicar o custo de aquisição faz parte do que vocês precisam decidir e justificar. Escrevam na entrega qual premissa adotaram.</w:t>
+        <w:t>A forma de aplicar o custo de aquisição faz parte do que vocês precisam decidir e justificar. Registrem a premissa no campo do template.</w:t>
       </w:r>
     </w:p>
     <w:p>
       <w:pPr>
         <w:keepNext/>
-        <w:spacing w:before="160" w:after="60"/>
+        <w:spacing w:before="180" w:after="60"/>
         <w:pBdr>
           <w:bottom w:val="single" w:sz="6" w:color="C1272D"/>
         </w:pBdr>
@@ -802,7 +803,7 @@
     <w:p>
       <w:pPr>
         <w:keepNext/>
-        <w:spacing w:before="160" w:after="60"/>
+        <w:spacing w:before="180" w:after="60"/>
         <w:pBdr>
           <w:bottom w:val="single" w:sz="6" w:color="C1272D"/>
         </w:pBdr>
@@ -907,7 +908,7 @@
     <w:p>
       <w:pPr>
         <w:keepNext/>
-        <w:spacing w:before="160" w:after="60"/>
+        <w:spacing w:before="180" w:after="60"/>
         <w:pBdr>
           <w:bottom w:val="single" w:sz="6" w:color="C1272D"/>
         </w:pBdr>
@@ -1004,7 +1005,7 @@
     <w:p>
       <w:pPr>
         <w:keepNext/>
-        <w:spacing w:before="160" w:after="60"/>
+        <w:spacing w:before="180" w:after="60"/>
         <w:pBdr>
           <w:bottom w:val="single" w:sz="6" w:color="C1272D"/>
         </w:pBdr>
@@ -1015,7 +1016,7 @@
           <w:color w:val="C1272D"/>
           <w:sz w:val="23"/>
         </w:rPr>
-        <w:t>Formato e prazo</w:t>
+        <w:t>Como entregar</w:t>
       </w:r>
     </w:p>
     <w:p>
@@ -1029,7 +1030,7 @@
           <w:color w:val="1E293B"/>
           <w:sz w:val="19"/>
         </w:rPr>
-        <w:t>Máximo 5 slides ou 2 páginas, incluindo capa. Fora disso perde ponto no critério de entrega.</w:t>
+        <w:t>A entrega é feita no template que veio junto, preenchendo todos os campos. Cada pergunta tem uma seção correspondente, e campo em branco conta como não respondido.</w:t>
       </w:r>
     </w:p>
     <w:p>
@@ -1043,7 +1044,7 @@
           <w:color w:val="1E293B"/>
           <w:sz w:val="19"/>
         </w:rPr>
-        <w:t>Use o template de entrega que veio junto. Comecem pelo guia de tipo de case, que explica como se ataca um case de entrada em mercado.</w:t>
+        <w:t>Comecem pelo guia de tipo de case, que explica como se ataca um case de entrada em mercado.</w:t>
       </w:r>
     </w:p>
     <w:p>
@@ -1071,7 +1072,7 @@
           <w:color w:val="1E293B"/>
           <w:sz w:val="19"/>
         </w:rPr>
-        <w:t>Toda premissa que vocês criarem além dos anexos precisa estar escrita na entrega.</w:t>
+        <w:t>Toda premissa que vocês criarem além dos anexos vai no campo de premissas do template.</w:t>
       </w:r>
     </w:p>
     <w:p>
@@ -1092,7 +1093,7 @@
       <w:headerReference w:type="default" r:id="rId9"/>
       <w:footerReference w:type="default" r:id="rId10"/>
       <w:pgSz w:w="12240" w:h="15840"/>
-      <w:pgMar w:top="680" w:right="907" w:bottom="624" w:left="907" w:header="720" w:footer="720" w:gutter="0"/>
+      <w:pgMar w:top="992" w:right="907" w:bottom="624" w:left="907" w:header="720" w:footer="720" w:gutter="0"/>
       <w:cols w:space="720"/>
       <w:docGrid w:linePitch="360"/>
     </w:sectPr>

--- a/ciclo-de-cases/semana-01/Case 01 - FemVest (enunciado).docx
+++ b/ciclo-de-cases/semana-01/Case 01 - FemVest (enunciado).docx
@@ -1030,7 +1030,7 @@
           <w:color w:val="1E293B"/>
           <w:sz w:val="19"/>
         </w:rPr>
-        <w:t>A entrega é feita no template que veio junto, preenchendo todos os campos. Cada pergunta tem uma seção correspondente, e campo em branco conta como não respondido.</w:t>
+        <w:t>A entrega é feita no template do ciclo, o mesmo de toda semana. As perguntas 1 e 2 vão nas seções de diagnóstico e da conta que decide, a 3 na seção de recomendação em detalhe e a 4 na seção de espaço livre. Campo em branco conta como não respondido.</w:t>
       </w:r>
     </w:p>
     <w:p>

--- a/ciclo-de-cases/semana-01/Case 01 - FemVest (enunciado).docx
+++ b/ciclo-de-cases/semana-01/Case 01 - FemVest (enunciado).docx
@@ -1086,7 +1086,7 @@
           <w:color w:val="1E293B"/>
           <w:sz w:val="19"/>
         </w:rPr>
-        <w:t>Entrega em dupla, na pasta do Drive, até sexta 25/09 às 23h59. Depois disso não entra.</w:t>
+        <w:t>Entrega em dupla por e-mail, para equipeccu@gmail.com, até sexta 25/09 às 23h59. No assunto: Case 01 FemVest e os nomes da dupla. Depois do horário não entra.</w:t>
       </w:r>
     </w:p>
     <w:sectPr>

--- a/ciclo-de-cases/semana-01/Case 01 - FemVest (enunciado).docx
+++ b/ciclo-de-cases/semana-01/Case 01 - FemVest (enunciado).docx
@@ -25,7 +25,7 @@
           <w:color w:val="475569"/>
           <w:sz w:val="18"/>
         </w:rPr>
-        <w:t>Lançamento de um neobroker mobile na Alemanha  ·  entrega em dupla  ·  até sexta 25/09 às 23h59</w:t>
+        <w:t>Lançamento de um neobroker mobile na Alemanha  ·  entrega em dupla  ·  até domingo 27/09 às 23h59</w:t>
       </w:r>
     </w:p>
     <w:p>
@@ -1086,7 +1086,7 @@
           <w:color w:val="1E293B"/>
           <w:sz w:val="19"/>
         </w:rPr>
-        <w:t>Entrega em dupla por e-mail, para equipeccu@gmail.com, até sexta 25/09 às 23h59. No assunto: Case 01 FemVest e os nomes da dupla. Depois do horário não entra.</w:t>
+        <w:t>Entrega em dupla por e-mail, para equipeccu@gmail.com, até domingo 27/09 às 23h59. No assunto: Case 01 FemVest e os nomes da dupla. Depois do horário não entra.</w:t>
       </w:r>
     </w:p>
     <w:sectPr>
